--- a/2sem/electro/lab3/lab3.docx
+++ b/2sem/electro/lab3/lab3.docx
@@ -497,22 +497,14 @@
     <w:p>
       <w:pPr>
         <w:tabs>
-          <w:tab w:val="left" w:pos="1140"/>
-          <w:tab w:val="left" w:pos="6804"/>
+          <w:tab w:val="left" w:pos="2310"/>
         </w:tabs>
         <w:rPr>
           <w:sz w:val="28"/>
           <w:szCs w:val="28"/>
-        </w:rPr>
-      </w:pPr>
-      <w:r>
-        <w:rPr>
-          <w:sz w:val="28"/>
-          <w:szCs w:val="28"/>
-        </w:rPr>
-        <w:tab/>
-        <w:t>Вариант № 6</w:t>
-      </w:r>
+          <w:lang w:val="en-US"/>
+        </w:rPr>
+      </w:pPr>
     </w:p>
     <w:p>
       <w:pPr>
@@ -2374,9 +2366,9 @@
           <w:noProof/>
         </w:rPr>
         <w:drawing>
-          <wp:inline distT="0" distB="0" distL="0" distR="0" wp14:anchorId="1E255FD5" wp14:editId="539D723C">
-            <wp:extent cx="6115348" cy="3672205"/>
-            <wp:effectExtent l="0" t="0" r="0" b="4445"/>
+          <wp:inline distT="0" distB="0" distL="0" distR="0" wp14:anchorId="1E255FD5" wp14:editId="756D6097">
+            <wp:extent cx="4576431" cy="2748101"/>
+            <wp:effectExtent l="0" t="0" r="0" b="0"/>
             <wp:docPr id="7" name="Рисунок 7"/>
             <wp:cNvGraphicFramePr>
               <a:graphicFrameLocks xmlns:a="http://schemas.openxmlformats.org/drawingml/2006/main" noChangeAspect="1"/>
@@ -2403,7 +2395,7 @@
                   <pic:spPr>
                     <a:xfrm>
                       <a:off x="0" y="0"/>
-                      <a:ext cx="6120419" cy="3675250"/>
+                      <a:ext cx="4598260" cy="2761209"/>
                     </a:xfrm>
                     <a:prstGeom prst="rect">
                       <a:avLst/>
@@ -4847,10 +4839,10 @@
           <w:noProof/>
         </w:rPr>
         <w:drawing>
-          <wp:inline distT="0" distB="0" distL="0" distR="0" wp14:anchorId="503D4ED6" wp14:editId="1F9011D7">
-            <wp:extent cx="6085940" cy="3676015"/>
-            <wp:effectExtent l="0" t="0" r="0" b="635"/>
-            <wp:docPr id="6" name="Рисунок 6"/>
+          <wp:inline distT="0" distB="0" distL="0" distR="0" wp14:anchorId="358B4AEA" wp14:editId="3BC5CFFF">
+            <wp:extent cx="4304665" cy="3116580"/>
+            <wp:effectExtent l="0" t="0" r="635" b="7620"/>
+            <wp:docPr id="1" name="Рисунок 1" descr="Chart, line chart&#10;&#10;Description automatically generated"/>
             <wp:cNvGraphicFramePr>
               <a:graphicFrameLocks xmlns:a="http://schemas.openxmlformats.org/drawingml/2006/main" noChangeAspect="1"/>
             </wp:cNvGraphicFramePr>
@@ -4858,8 +4850,10 @@
               <a:graphicData uri="http://schemas.openxmlformats.org/drawingml/2006/picture">
                 <pic:pic xmlns:pic="http://schemas.openxmlformats.org/drawingml/2006/picture">
                   <pic:nvPicPr>
-                    <pic:cNvPr id="6" name="Рисунок 6"/>
-                    <pic:cNvPicPr/>
+                    <pic:cNvPr id="1" name="Рисунок 1" descr="Chart, line chart&#10;&#10;Description automatically generated"/>
+                    <pic:cNvPicPr>
+                      <a:picLocks noChangeAspect="1"/>
+                    </pic:cNvPicPr>
                   </pic:nvPicPr>
                   <pic:blipFill>
                     <a:blip r:embed="rId11">
@@ -4869,18 +4863,23 @@
                         </a:ext>
                       </a:extLst>
                     </a:blip>
+                    <a:srcRect/>
                     <a:stretch>
                       <a:fillRect/>
                     </a:stretch>
                   </pic:blipFill>
-                  <pic:spPr>
+                  <pic:spPr bwMode="auto">
                     <a:xfrm>
                       <a:off x="0" y="0"/>
-                      <a:ext cx="6088850" cy="3677773"/>
+                      <a:ext cx="4304665" cy="3116580"/>
                     </a:xfrm>
                     <a:prstGeom prst="rect">
                       <a:avLst/>
                     </a:prstGeom>
+                    <a:noFill/>
+                    <a:ln>
+                      <a:noFill/>
+                    </a:ln>
                   </pic:spPr>
                 </pic:pic>
               </a:graphicData>
@@ -5523,7 +5522,6 @@
         <w:ind w:left="1211"/>
       </w:pPr>
       <w:r>
-        <w:lastRenderedPageBreak/>
         <w:t>По входной характеристике:</w:t>
       </w:r>
     </w:p>
@@ -6387,6 +6385,7 @@
         <w:jc w:val="both"/>
         <w:rPr>
           <w:sz w:val="28"/>
+          <w:lang w:val="en-US"/>
         </w:rPr>
       </w:pPr>
       <w:r>
@@ -6454,6 +6453,7 @@
         <w:jc w:val="both"/>
         <w:rPr>
           <w:sz w:val="28"/>
+          <w:lang w:val="en-US"/>
         </w:rPr>
       </w:pPr>
     </w:p>
@@ -6462,6 +6462,3095 @@
         <w:ind w:left="284" w:right="282" w:firstLine="567"/>
         <w:jc w:val="both"/>
         <w:rPr>
+          <w:sz w:val="28"/>
+          <w:lang w:val="en-US"/>
+        </w:rPr>
+      </w:pPr>
+    </w:p>
+    <w:p>
+      <w:pPr>
+        <w:ind w:left="284" w:right="282" w:firstLine="567"/>
+        <w:jc w:val="both"/>
+        <w:rPr>
+          <w:sz w:val="28"/>
+          <w:lang w:val="en-US"/>
+        </w:rPr>
+      </w:pPr>
+    </w:p>
+    <w:p>
+      <w:pPr>
+        <w:ind w:left="284" w:right="282" w:firstLine="567"/>
+        <w:jc w:val="both"/>
+        <w:rPr>
+          <w:sz w:val="28"/>
+          <w:lang w:val="en-US"/>
+        </w:rPr>
+      </w:pPr>
+    </w:p>
+    <w:p>
+      <w:pPr>
+        <w:ind w:left="284" w:right="282" w:firstLine="567"/>
+        <w:jc w:val="both"/>
+        <w:rPr>
+          <w:sz w:val="28"/>
+          <w:lang w:val="en-US"/>
+        </w:rPr>
+      </w:pPr>
+    </w:p>
+    <w:p>
+      <w:pPr>
+        <w:ind w:left="284" w:right="282" w:firstLine="567"/>
+        <w:jc w:val="both"/>
+        <w:rPr>
+          <w:sz w:val="28"/>
+          <w:lang w:val="en-US"/>
+        </w:rPr>
+      </w:pPr>
+    </w:p>
+    <w:p>
+      <w:pPr>
+        <w:ind w:left="284" w:right="282" w:firstLine="567"/>
+        <w:jc w:val="both"/>
+        <w:rPr>
+          <w:sz w:val="28"/>
+          <w:lang w:val="en-US"/>
+        </w:rPr>
+      </w:pPr>
+    </w:p>
+    <w:p>
+      <w:pPr>
+        <w:ind w:left="284" w:right="282" w:firstLine="567"/>
+        <w:jc w:val="both"/>
+        <w:rPr>
+          <w:sz w:val="28"/>
+          <w:lang w:val="en-US"/>
+        </w:rPr>
+      </w:pPr>
+    </w:p>
+    <w:p>
+      <w:pPr>
+        <w:ind w:left="284" w:right="282" w:firstLine="567"/>
+        <w:jc w:val="both"/>
+        <w:rPr>
+          <w:sz w:val="28"/>
+          <w:lang w:val="en-US"/>
+        </w:rPr>
+      </w:pPr>
+    </w:p>
+    <w:p>
+      <w:pPr>
+        <w:ind w:left="284" w:right="282" w:firstLine="567"/>
+        <w:jc w:val="both"/>
+        <w:rPr>
+          <w:sz w:val="28"/>
+          <w:lang w:val="en-US"/>
+        </w:rPr>
+      </w:pPr>
+    </w:p>
+    <w:p>
+      <w:pPr>
+        <w:ind w:left="284" w:right="282" w:firstLine="567"/>
+        <w:jc w:val="both"/>
+        <w:rPr>
+          <w:sz w:val="28"/>
+          <w:lang w:val="en-US"/>
+        </w:rPr>
+      </w:pPr>
+    </w:p>
+    <w:p>
+      <w:pPr>
+        <w:ind w:left="284" w:right="282" w:firstLine="567"/>
+        <w:jc w:val="both"/>
+        <w:rPr>
+          <w:sz w:val="28"/>
+          <w:lang w:val="en-US"/>
+        </w:rPr>
+      </w:pPr>
+    </w:p>
+    <w:p>
+      <w:pPr>
+        <w:ind w:left="284" w:right="282" w:firstLine="567"/>
+        <w:jc w:val="both"/>
+        <w:rPr>
+          <w:sz w:val="28"/>
+          <w:lang w:val="en-US"/>
+        </w:rPr>
+      </w:pPr>
+    </w:p>
+    <w:p>
+      <w:pPr>
+        <w:ind w:left="284" w:right="282" w:firstLine="567"/>
+        <w:jc w:val="both"/>
+        <w:rPr>
+          <w:sz w:val="28"/>
+          <w:lang w:val="en-US"/>
+        </w:rPr>
+      </w:pPr>
+    </w:p>
+    <w:p>
+      <w:pPr>
+        <w:ind w:left="284" w:right="282" w:firstLine="567"/>
+        <w:jc w:val="both"/>
+        <w:rPr>
+          <w:sz w:val="28"/>
+          <w:lang w:val="en-US"/>
+        </w:rPr>
+      </w:pPr>
+    </w:p>
+    <w:p>
+      <w:pPr>
+        <w:ind w:left="284" w:right="282" w:firstLine="567"/>
+        <w:jc w:val="both"/>
+        <w:rPr>
+          <w:sz w:val="28"/>
+          <w:lang w:val="en-US"/>
+        </w:rPr>
+      </w:pPr>
+    </w:p>
+    <w:p>
+      <w:pPr>
+        <w:ind w:left="284" w:right="282" w:firstLine="567"/>
+        <w:jc w:val="both"/>
+        <w:rPr>
+          <w:sz w:val="28"/>
+          <w:lang w:val="en-US"/>
+        </w:rPr>
+      </w:pPr>
+    </w:p>
+    <w:p>
+      <w:pPr>
+        <w:ind w:left="284" w:right="282" w:firstLine="567"/>
+        <w:jc w:val="both"/>
+        <w:rPr>
+          <w:sz w:val="28"/>
+          <w:lang w:val="en-US"/>
+        </w:rPr>
+      </w:pPr>
+    </w:p>
+    <w:p>
+      <w:pPr>
+        <w:ind w:left="284" w:right="282" w:firstLine="567"/>
+        <w:jc w:val="both"/>
+        <w:rPr>
+          <w:sz w:val="28"/>
+          <w:lang w:val="en-US"/>
+        </w:rPr>
+      </w:pPr>
+    </w:p>
+    <w:p>
+      <w:pPr>
+        <w:ind w:left="284" w:right="282" w:firstLine="567"/>
+        <w:jc w:val="both"/>
+        <w:rPr>
+          <w:sz w:val="28"/>
+          <w:lang w:val="en-US"/>
+        </w:rPr>
+      </w:pPr>
+    </w:p>
+    <w:p>
+      <w:pPr>
+        <w:ind w:left="284" w:right="282" w:firstLine="567"/>
+        <w:jc w:val="both"/>
+        <w:rPr>
+          <w:sz w:val="28"/>
+          <w:lang w:val="en-US"/>
+        </w:rPr>
+      </w:pPr>
+    </w:p>
+    <w:p>
+      <w:pPr>
+        <w:ind w:left="284" w:right="282" w:firstLine="567"/>
+        <w:jc w:val="both"/>
+        <w:rPr>
+          <w:sz w:val="28"/>
+          <w:lang w:val="en-US"/>
+        </w:rPr>
+      </w:pPr>
+    </w:p>
+    <w:p>
+      <w:pPr>
+        <w:pStyle w:val="1"/>
+        <w:ind w:firstLine="851"/>
+        <w:rPr>
+          <w:rFonts w:ascii="Times New Roman" w:hAnsi="Times New Roman" w:cs="Times New Roman"/>
+          <w:color w:val="auto"/>
+        </w:rPr>
+      </w:pPr>
+      <w:r>
+        <w:rPr>
+          <w:rFonts w:ascii="Times New Roman" w:hAnsi="Times New Roman" w:cs="Times New Roman"/>
+          <w:color w:val="auto"/>
+        </w:rPr>
+        <w:lastRenderedPageBreak/>
+        <w:t>Индивидуальные вопросы</w:t>
+      </w:r>
+    </w:p>
+    <w:p>
+      <w:pPr>
+        <w:rPr>
+          <w:b/>
+          <w:bCs/>
+          <w:sz w:val="28"/>
+          <w:szCs w:val="28"/>
+        </w:rPr>
+      </w:pPr>
+      <w:r>
+        <w:tab/>
+      </w:r>
+      <w:proofErr w:type="spellStart"/>
+      <w:r>
+        <w:rPr>
+          <w:b/>
+          <w:bCs/>
+          <w:sz w:val="28"/>
+          <w:szCs w:val="28"/>
+        </w:rPr>
+        <w:t>Тютрин</w:t>
+      </w:r>
+      <w:proofErr w:type="spellEnd"/>
+      <w:r>
+        <w:rPr>
+          <w:b/>
+          <w:bCs/>
+          <w:sz w:val="28"/>
+          <w:szCs w:val="28"/>
+        </w:rPr>
+        <w:t xml:space="preserve"> Влад - </w:t>
+      </w:r>
+      <w:r>
+        <w:rPr>
+          <w:b/>
+          <w:bCs/>
+          <w:sz w:val="28"/>
+          <w:szCs w:val="28"/>
+        </w:rPr>
+        <w:t>p-n-p и n-p-n транзисторы.</w:t>
+      </w:r>
+    </w:p>
+    <w:p>
+      <w:pPr>
+        <w:pStyle w:val="a4"/>
+        <w:numPr>
+          <w:ilvl w:val="0"/>
+          <w:numId w:val="12"/>
+        </w:numPr>
+        <w:rPr>
+          <w:b/>
+          <w:bCs/>
+          <w:sz w:val="28"/>
+          <w:szCs w:val="28"/>
+        </w:rPr>
+      </w:pPr>
+      <w:r>
+        <w:rPr>
+          <w:b/>
+          <w:bCs/>
+          <w:sz w:val="28"/>
+          <w:szCs w:val="28"/>
+        </w:rPr>
+        <w:t>Что из себя представляют</w:t>
+      </w:r>
+      <w:r>
+        <w:rPr>
+          <w:b/>
+          <w:bCs/>
+          <w:sz w:val="28"/>
+          <w:szCs w:val="28"/>
+        </w:rPr>
+        <w:t>.</w:t>
+      </w:r>
+    </w:p>
+    <w:p>
+      <w:pPr>
+        <w:ind w:left="708"/>
+        <w:jc w:val="both"/>
+        <w:rPr>
+          <w:sz w:val="28"/>
+          <w:szCs w:val="28"/>
+        </w:rPr>
+      </w:pPr>
+      <w:r>
+        <w:rPr>
+          <w:sz w:val="28"/>
+          <w:szCs w:val="28"/>
+        </w:rPr>
+        <w:t>Биполярный транзистор — это полупроводниковый прибор с тремя слоями и двумя p</w:t>
+      </w:r>
+      <w:r>
+        <w:rPr>
+          <w:sz w:val="28"/>
+          <w:szCs w:val="28"/>
+        </w:rPr>
+        <w:noBreakHyphen/>
+        <w:t>n переходами.</w:t>
+      </w:r>
+    </w:p>
+    <w:p>
+      <w:pPr>
+        <w:pStyle w:val="a4"/>
+        <w:numPr>
+          <w:ilvl w:val="0"/>
+          <w:numId w:val="17"/>
+        </w:numPr>
+        <w:rPr>
+          <w:sz w:val="28"/>
+          <w:szCs w:val="28"/>
+        </w:rPr>
+      </w:pPr>
+      <w:r>
+        <w:rPr>
+          <w:sz w:val="28"/>
+          <w:szCs w:val="28"/>
+        </w:rPr>
+        <w:t>n</w:t>
+      </w:r>
+      <w:r>
+        <w:rPr>
+          <w:sz w:val="28"/>
+          <w:szCs w:val="28"/>
+        </w:rPr>
+        <w:noBreakHyphen/>
+        <w:t>p</w:t>
+      </w:r>
+      <w:r>
+        <w:rPr>
+          <w:sz w:val="28"/>
+          <w:szCs w:val="28"/>
+        </w:rPr>
+        <w:noBreakHyphen/>
+        <w:t>n транзистор</w:t>
+      </w:r>
+      <w:r>
+        <w:rPr>
+          <w:sz w:val="28"/>
+          <w:szCs w:val="28"/>
+        </w:rPr>
+        <w:br/>
+        <w:t>Состоит из двух областей с электронной проводимостью (n) и одной области с дырочной проводимостью (p) между ними.</w:t>
+      </w:r>
+      <w:r>
+        <w:rPr>
+          <w:sz w:val="28"/>
+          <w:szCs w:val="28"/>
+        </w:rPr>
+        <w:br/>
+        <w:t xml:space="preserve">Послойно: </w:t>
+      </w:r>
+      <w:r>
+        <w:rPr>
+          <w:i/>
+          <w:iCs/>
+          <w:sz w:val="28"/>
+          <w:szCs w:val="28"/>
+        </w:rPr>
+        <w:t>эмиттер (n) — база (p) — коллектор (n)</w:t>
+      </w:r>
+      <w:r>
+        <w:rPr>
+          <w:sz w:val="28"/>
+          <w:szCs w:val="28"/>
+        </w:rPr>
+        <w:t>.</w:t>
+      </w:r>
+    </w:p>
+    <w:p>
+      <w:pPr>
+        <w:pStyle w:val="a4"/>
+        <w:numPr>
+          <w:ilvl w:val="0"/>
+          <w:numId w:val="17"/>
+        </w:numPr>
+        <w:rPr>
+          <w:sz w:val="28"/>
+          <w:szCs w:val="28"/>
+        </w:rPr>
+      </w:pPr>
+      <w:r>
+        <w:rPr>
+          <w:sz w:val="28"/>
+          <w:szCs w:val="28"/>
+        </w:rPr>
+        <w:t>p</w:t>
+      </w:r>
+      <w:r>
+        <w:rPr>
+          <w:sz w:val="28"/>
+          <w:szCs w:val="28"/>
+        </w:rPr>
+        <w:noBreakHyphen/>
+        <w:t>n</w:t>
+      </w:r>
+      <w:r>
+        <w:rPr>
+          <w:sz w:val="28"/>
+          <w:szCs w:val="28"/>
+        </w:rPr>
+        <w:noBreakHyphen/>
+        <w:t>p транзистор</w:t>
+      </w:r>
+      <w:r>
+        <w:rPr>
+          <w:sz w:val="28"/>
+          <w:szCs w:val="28"/>
+        </w:rPr>
+        <w:br/>
+        <w:t>Состоит из двух областей с дырочной проводимостью (p) и одной области с электронной проводимостью (n) между ними.</w:t>
+      </w:r>
+      <w:r>
+        <w:rPr>
+          <w:sz w:val="28"/>
+          <w:szCs w:val="28"/>
+        </w:rPr>
+        <w:br/>
+        <w:t xml:space="preserve">Послойно: </w:t>
+      </w:r>
+      <w:r>
+        <w:rPr>
+          <w:i/>
+          <w:iCs/>
+          <w:sz w:val="28"/>
+          <w:szCs w:val="28"/>
+        </w:rPr>
+        <w:t>эмиттер (p) — база (n) — коллектор (p)</w:t>
+      </w:r>
+      <w:r>
+        <w:rPr>
+          <w:sz w:val="28"/>
+          <w:szCs w:val="28"/>
+        </w:rPr>
+        <w:t>.</w:t>
+      </w:r>
+    </w:p>
+    <w:p>
+      <w:pPr>
+        <w:ind w:left="360"/>
+        <w:rPr>
+          <w:sz w:val="28"/>
+          <w:szCs w:val="28"/>
+        </w:rPr>
+      </w:pPr>
+      <w:r>
+        <w:rPr>
+          <w:sz w:val="28"/>
+          <w:szCs w:val="28"/>
+        </w:rPr>
+        <w:t>Выводы транзистора называются одинаково для обоих типов:</w:t>
+      </w:r>
+      <w:r>
+        <w:rPr>
+          <w:sz w:val="28"/>
+          <w:szCs w:val="28"/>
+        </w:rPr>
+        <w:br/>
+        <w:t>эмиттер (Э), база (Б), коллектор (К).</w:t>
+      </w:r>
+    </w:p>
+    <w:p>
+      <w:pPr>
+        <w:pStyle w:val="a4"/>
+        <w:numPr>
+          <w:ilvl w:val="0"/>
+          <w:numId w:val="12"/>
+        </w:numPr>
+        <w:rPr>
+          <w:b/>
+          <w:bCs/>
+          <w:sz w:val="28"/>
+          <w:szCs w:val="28"/>
+        </w:rPr>
+      </w:pPr>
+      <w:r>
+        <w:rPr>
+          <w:b/>
+          <w:bCs/>
+          <w:sz w:val="28"/>
+          <w:szCs w:val="28"/>
+        </w:rPr>
+        <w:t>Для чего используются</w:t>
+      </w:r>
+      <w:r>
+        <w:rPr>
+          <w:b/>
+          <w:bCs/>
+          <w:sz w:val="28"/>
+          <w:szCs w:val="28"/>
+        </w:rPr>
+        <w:t>.</w:t>
+      </w:r>
+    </w:p>
+    <w:p>
+      <w:pPr>
+        <w:ind w:left="360"/>
+        <w:rPr>
+          <w:sz w:val="28"/>
+          <w:szCs w:val="28"/>
+        </w:rPr>
+      </w:pPr>
+      <w:r>
+        <w:rPr>
+          <w:sz w:val="28"/>
+          <w:szCs w:val="28"/>
+        </w:rPr>
+        <w:t>Оба типа транзисторов выполняют одни и те же функции, но требуют разной полярности питания. Основные применения:</w:t>
+      </w:r>
+    </w:p>
+    <w:p>
+      <w:pPr>
+        <w:pStyle w:val="a4"/>
+        <w:numPr>
+          <w:ilvl w:val="0"/>
+          <w:numId w:val="16"/>
+        </w:numPr>
+        <w:rPr>
+          <w:sz w:val="28"/>
+          <w:szCs w:val="28"/>
+        </w:rPr>
+      </w:pPr>
+      <w:r>
+        <w:rPr>
+          <w:sz w:val="28"/>
+          <w:szCs w:val="28"/>
+        </w:rPr>
+        <w:t>Усиление электрических сигналов (тока, напряжения, мощности).</w:t>
+      </w:r>
+    </w:p>
+    <w:p>
+      <w:pPr>
+        <w:pStyle w:val="a4"/>
+        <w:numPr>
+          <w:ilvl w:val="0"/>
+          <w:numId w:val="16"/>
+        </w:numPr>
+        <w:rPr>
+          <w:sz w:val="28"/>
+          <w:szCs w:val="28"/>
+        </w:rPr>
+      </w:pPr>
+      <w:r>
+        <w:rPr>
+          <w:sz w:val="28"/>
+          <w:szCs w:val="28"/>
+        </w:rPr>
+        <w:t>Электронные ключи (включение / выключение нагрузки).</w:t>
+      </w:r>
+    </w:p>
+    <w:p>
+      <w:pPr>
+        <w:pStyle w:val="a4"/>
+        <w:numPr>
+          <w:ilvl w:val="0"/>
+          <w:numId w:val="16"/>
+        </w:numPr>
+        <w:rPr>
+          <w:sz w:val="28"/>
+          <w:szCs w:val="28"/>
+        </w:rPr>
+      </w:pPr>
+      <w:r>
+        <w:rPr>
+          <w:sz w:val="28"/>
+          <w:szCs w:val="28"/>
+        </w:rPr>
+        <w:t>Генераторы колебаний (в схемах генераторов, таймеров).</w:t>
+      </w:r>
+    </w:p>
+    <w:p>
+      <w:pPr>
+        <w:pStyle w:val="a4"/>
+        <w:numPr>
+          <w:ilvl w:val="0"/>
+          <w:numId w:val="16"/>
+        </w:numPr>
+        <w:rPr>
+          <w:sz w:val="28"/>
+          <w:szCs w:val="28"/>
+        </w:rPr>
+      </w:pPr>
+      <w:r>
+        <w:rPr>
+          <w:sz w:val="28"/>
+          <w:szCs w:val="28"/>
+        </w:rPr>
+        <w:t>Логические схемы (в дискретной электронике).</w:t>
+      </w:r>
+    </w:p>
+    <w:p>
+      <w:pPr>
+        <w:pStyle w:val="a4"/>
+        <w:numPr>
+          <w:ilvl w:val="0"/>
+          <w:numId w:val="16"/>
+        </w:numPr>
+        <w:rPr>
+          <w:sz w:val="28"/>
+          <w:szCs w:val="28"/>
+        </w:rPr>
+      </w:pPr>
+      <w:r>
+        <w:rPr>
+          <w:sz w:val="28"/>
+          <w:szCs w:val="28"/>
+        </w:rPr>
+        <w:t>Регулировка тока (стабилизаторы, драйверы).</w:t>
+      </w:r>
+    </w:p>
+    <w:p>
+      <w:pPr>
+        <w:pStyle w:val="a4"/>
+        <w:numPr>
+          <w:ilvl w:val="0"/>
+          <w:numId w:val="16"/>
+        </w:numPr>
+        <w:rPr>
+          <w:sz w:val="28"/>
+          <w:szCs w:val="28"/>
+        </w:rPr>
+      </w:pPr>
+      <w:r>
+        <w:rPr>
+          <w:sz w:val="28"/>
+          <w:szCs w:val="28"/>
+        </w:rPr>
+        <w:t>На практике n</w:t>
+      </w:r>
+      <w:r>
+        <w:rPr>
+          <w:sz w:val="28"/>
+          <w:szCs w:val="28"/>
+        </w:rPr>
+        <w:noBreakHyphen/>
+        <w:t>p</w:t>
+      </w:r>
+      <w:r>
+        <w:rPr>
+          <w:sz w:val="28"/>
+          <w:szCs w:val="28"/>
+        </w:rPr>
+        <w:noBreakHyphen/>
+        <w:t>n транзисторы встречаются чаще, так как их удобнее использовать в схемах с общим «минусом» питания (землёй).</w:t>
+      </w:r>
+    </w:p>
+    <w:p>
+      <w:pPr>
+        <w:pStyle w:val="a4"/>
+        <w:numPr>
+          <w:ilvl w:val="0"/>
+          <w:numId w:val="12"/>
+        </w:numPr>
+        <w:rPr>
+          <w:b/>
+          <w:bCs/>
+          <w:sz w:val="28"/>
+          <w:szCs w:val="28"/>
+        </w:rPr>
+      </w:pPr>
+      <w:r>
+        <w:rPr>
+          <w:b/>
+          <w:bCs/>
+          <w:sz w:val="28"/>
+          <w:szCs w:val="28"/>
+        </w:rPr>
+        <w:t>Чем отличаются (главные различия)</w:t>
+      </w:r>
+    </w:p>
+    <w:tbl>
+      <w:tblPr>
+        <w:tblStyle w:val="ac"/>
+        <w:tblW w:w="9639" w:type="dxa"/>
+        <w:jc w:val="center"/>
+        <w:tblLook w:val="04A0" w:firstRow="1" w:lastRow="0" w:firstColumn="1" w:lastColumn="0" w:noHBand="0" w:noVBand="1"/>
+      </w:tblPr>
+      <w:tblGrid>
+        <w:gridCol w:w="3264"/>
+        <w:gridCol w:w="3214"/>
+        <w:gridCol w:w="3161"/>
+      </w:tblGrid>
+      <w:tr>
+        <w:trPr>
+          <w:trHeight w:val="253"/>
+          <w:jc w:val="center"/>
+        </w:trPr>
+        <w:tc>
+          <w:tcPr>
+            <w:tcW w:w="0" w:type="auto"/>
+            <w:hideMark/>
+          </w:tcPr>
+          <w:p>
+            <w:pPr>
+              <w:rPr>
+                <w:sz w:val="28"/>
+                <w:szCs w:val="28"/>
+              </w:rPr>
+            </w:pPr>
+            <w:r>
+              <w:rPr>
+                <w:sz w:val="28"/>
+                <w:szCs w:val="28"/>
+              </w:rPr>
+              <w:t>Признак</w:t>
+            </w:r>
+          </w:p>
+        </w:tc>
+        <w:tc>
+          <w:tcPr>
+            <w:tcW w:w="0" w:type="auto"/>
+            <w:hideMark/>
+          </w:tcPr>
+          <w:p>
+            <w:pPr>
+              <w:rPr>
+                <w:sz w:val="28"/>
+                <w:szCs w:val="28"/>
+              </w:rPr>
+            </w:pPr>
+            <w:r>
+              <w:rPr>
+                <w:sz w:val="28"/>
+                <w:szCs w:val="28"/>
+              </w:rPr>
+              <w:t>n</w:t>
+            </w:r>
+            <w:r>
+              <w:rPr>
+                <w:sz w:val="28"/>
+                <w:szCs w:val="28"/>
+              </w:rPr>
+              <w:noBreakHyphen/>
+              <w:t>p</w:t>
+            </w:r>
+            <w:r>
+              <w:rPr>
+                <w:sz w:val="28"/>
+                <w:szCs w:val="28"/>
+              </w:rPr>
+              <w:noBreakHyphen/>
+              <w:t>n транзистор</w:t>
+            </w:r>
+          </w:p>
+        </w:tc>
+        <w:tc>
+          <w:tcPr>
+            <w:tcW w:w="0" w:type="auto"/>
+            <w:hideMark/>
+          </w:tcPr>
+          <w:p>
+            <w:pPr>
+              <w:rPr>
+                <w:sz w:val="28"/>
+                <w:szCs w:val="28"/>
+              </w:rPr>
+            </w:pPr>
+            <w:r>
+              <w:rPr>
+                <w:sz w:val="28"/>
+                <w:szCs w:val="28"/>
+              </w:rPr>
+              <w:t>p</w:t>
+            </w:r>
+            <w:r>
+              <w:rPr>
+                <w:sz w:val="28"/>
+                <w:szCs w:val="28"/>
+              </w:rPr>
+              <w:noBreakHyphen/>
+              <w:t>n</w:t>
+            </w:r>
+            <w:r>
+              <w:rPr>
+                <w:sz w:val="28"/>
+                <w:szCs w:val="28"/>
+              </w:rPr>
+              <w:noBreakHyphen/>
+              <w:t>p транзистор</w:t>
+            </w:r>
+          </w:p>
+        </w:tc>
+      </w:tr>
+      <w:tr>
+        <w:trPr>
+          <w:trHeight w:val="253"/>
+          <w:jc w:val="center"/>
+        </w:trPr>
+        <w:tc>
+          <w:tcPr>
+            <w:tcW w:w="0" w:type="auto"/>
+            <w:hideMark/>
+          </w:tcPr>
+          <w:p>
+            <w:pPr>
+              <w:rPr>
+                <w:sz w:val="28"/>
+                <w:szCs w:val="28"/>
+              </w:rPr>
+            </w:pPr>
+            <w:r>
+              <w:rPr>
+                <w:sz w:val="28"/>
+                <w:szCs w:val="28"/>
+              </w:rPr>
+              <w:t>Чередование слоёв</w:t>
+            </w:r>
+          </w:p>
+        </w:tc>
+        <w:tc>
+          <w:tcPr>
+            <w:tcW w:w="0" w:type="auto"/>
+            <w:hideMark/>
+          </w:tcPr>
+          <w:p>
+            <w:pPr>
+              <w:rPr>
+                <w:sz w:val="28"/>
+                <w:szCs w:val="28"/>
+              </w:rPr>
+            </w:pPr>
+            <w:r>
+              <w:rPr>
+                <w:sz w:val="28"/>
+                <w:szCs w:val="28"/>
+              </w:rPr>
+              <w:t>n – p – n</w:t>
+            </w:r>
+          </w:p>
+        </w:tc>
+        <w:tc>
+          <w:tcPr>
+            <w:tcW w:w="0" w:type="auto"/>
+            <w:hideMark/>
+          </w:tcPr>
+          <w:p>
+            <w:pPr>
+              <w:rPr>
+                <w:sz w:val="28"/>
+                <w:szCs w:val="28"/>
+              </w:rPr>
+            </w:pPr>
+            <w:r>
+              <w:rPr>
+                <w:sz w:val="28"/>
+                <w:szCs w:val="28"/>
+              </w:rPr>
+              <w:t>p – n – p</w:t>
+            </w:r>
+          </w:p>
+        </w:tc>
+      </w:tr>
+      <w:tr>
+        <w:trPr>
+          <w:trHeight w:val="253"/>
+          <w:jc w:val="center"/>
+        </w:trPr>
+        <w:tc>
+          <w:tcPr>
+            <w:tcW w:w="0" w:type="auto"/>
+            <w:hideMark/>
+          </w:tcPr>
+          <w:p>
+            <w:pPr>
+              <w:rPr>
+                <w:sz w:val="28"/>
+                <w:szCs w:val="28"/>
+              </w:rPr>
+            </w:pPr>
+            <w:r>
+              <w:rPr>
+                <w:sz w:val="28"/>
+                <w:szCs w:val="28"/>
+              </w:rPr>
+              <w:t>Основные носители в эмиттере</w:t>
+            </w:r>
+          </w:p>
+        </w:tc>
+        <w:tc>
+          <w:tcPr>
+            <w:tcW w:w="0" w:type="auto"/>
+            <w:hideMark/>
+          </w:tcPr>
+          <w:p>
+            <w:pPr>
+              <w:rPr>
+                <w:sz w:val="28"/>
+                <w:szCs w:val="28"/>
+              </w:rPr>
+            </w:pPr>
+            <w:r>
+              <w:rPr>
+                <w:sz w:val="28"/>
+                <w:szCs w:val="28"/>
+              </w:rPr>
+              <w:t>электроны</w:t>
+            </w:r>
+          </w:p>
+        </w:tc>
+        <w:tc>
+          <w:tcPr>
+            <w:tcW w:w="0" w:type="auto"/>
+            <w:hideMark/>
+          </w:tcPr>
+          <w:p>
+            <w:pPr>
+              <w:rPr>
+                <w:sz w:val="28"/>
+                <w:szCs w:val="28"/>
+              </w:rPr>
+            </w:pPr>
+            <w:r>
+              <w:rPr>
+                <w:sz w:val="28"/>
+                <w:szCs w:val="28"/>
+              </w:rPr>
+              <w:t>дырки</w:t>
+            </w:r>
+          </w:p>
+        </w:tc>
+      </w:tr>
+      <w:tr>
+        <w:trPr>
+          <w:trHeight w:val="520"/>
+          <w:jc w:val="center"/>
+        </w:trPr>
+        <w:tc>
+          <w:tcPr>
+            <w:tcW w:w="0" w:type="auto"/>
+            <w:hideMark/>
+          </w:tcPr>
+          <w:p>
+            <w:pPr>
+              <w:rPr>
+                <w:sz w:val="28"/>
+                <w:szCs w:val="28"/>
+              </w:rPr>
+            </w:pPr>
+            <w:r>
+              <w:rPr>
+                <w:sz w:val="28"/>
+                <w:szCs w:val="28"/>
+              </w:rPr>
+              <w:t>Полярность питания (активный режим)</w:t>
+            </w:r>
+          </w:p>
+        </w:tc>
+        <w:tc>
+          <w:tcPr>
+            <w:tcW w:w="0" w:type="auto"/>
+            <w:hideMark/>
+          </w:tcPr>
+          <w:p>
+            <w:pPr>
+              <w:rPr>
+                <w:sz w:val="28"/>
+                <w:szCs w:val="28"/>
+              </w:rPr>
+            </w:pPr>
+            <w:r>
+              <w:rPr>
+                <w:sz w:val="28"/>
+                <w:szCs w:val="28"/>
+              </w:rPr>
+              <w:t>коллектор – «плюс», эмиттер – «минус»</w:t>
+            </w:r>
+          </w:p>
+        </w:tc>
+        <w:tc>
+          <w:tcPr>
+            <w:tcW w:w="0" w:type="auto"/>
+            <w:hideMark/>
+          </w:tcPr>
+          <w:p>
+            <w:pPr>
+              <w:rPr>
+                <w:sz w:val="28"/>
+                <w:szCs w:val="28"/>
+              </w:rPr>
+            </w:pPr>
+            <w:r>
+              <w:rPr>
+                <w:sz w:val="28"/>
+                <w:szCs w:val="28"/>
+              </w:rPr>
+              <w:t>коллектор – «минус», эмиттер – «плюс»</w:t>
+            </w:r>
+          </w:p>
+        </w:tc>
+      </w:tr>
+      <w:tr>
+        <w:trPr>
+          <w:trHeight w:val="506"/>
+          <w:jc w:val="center"/>
+        </w:trPr>
+        <w:tc>
+          <w:tcPr>
+            <w:tcW w:w="0" w:type="auto"/>
+            <w:hideMark/>
+          </w:tcPr>
+          <w:p>
+            <w:pPr>
+              <w:rPr>
+                <w:sz w:val="28"/>
+                <w:szCs w:val="28"/>
+              </w:rPr>
+            </w:pPr>
+            <w:r>
+              <w:rPr>
+                <w:sz w:val="28"/>
+                <w:szCs w:val="28"/>
+              </w:rPr>
+              <w:t>Напряжение на базе относительно эмиттера</w:t>
+            </w:r>
+          </w:p>
+        </w:tc>
+        <w:tc>
+          <w:tcPr>
+            <w:tcW w:w="0" w:type="auto"/>
+            <w:hideMark/>
+          </w:tcPr>
+          <w:p>
+            <w:pPr>
+              <w:rPr>
+                <w:sz w:val="28"/>
+                <w:szCs w:val="28"/>
+              </w:rPr>
+            </w:pPr>
+            <w:r>
+              <w:rPr>
+                <w:sz w:val="28"/>
+                <w:szCs w:val="28"/>
+              </w:rPr>
+              <w:t>положительное (UБЭ&gt;0UБЭ​&gt;0)</w:t>
+            </w:r>
+          </w:p>
+        </w:tc>
+        <w:tc>
+          <w:tcPr>
+            <w:tcW w:w="0" w:type="auto"/>
+            <w:hideMark/>
+          </w:tcPr>
+          <w:p>
+            <w:pPr>
+              <w:rPr>
+                <w:sz w:val="28"/>
+                <w:szCs w:val="28"/>
+              </w:rPr>
+            </w:pPr>
+            <w:r>
+              <w:rPr>
+                <w:sz w:val="28"/>
+                <w:szCs w:val="28"/>
+              </w:rPr>
+              <w:t>отрицательное (UБЭ&lt;0U</w:t>
+            </w:r>
+            <w:proofErr w:type="gramStart"/>
+            <w:r>
+              <w:rPr>
+                <w:sz w:val="28"/>
+                <w:szCs w:val="28"/>
+              </w:rPr>
+              <w:t>БЭ​&lt;</w:t>
+            </w:r>
+            <w:proofErr w:type="gramEnd"/>
+            <w:r>
+              <w:rPr>
+                <w:sz w:val="28"/>
+                <w:szCs w:val="28"/>
+              </w:rPr>
+              <w:t>0)</w:t>
+            </w:r>
+          </w:p>
+        </w:tc>
+      </w:tr>
+      <w:tr>
+        <w:trPr>
+          <w:trHeight w:val="253"/>
+          <w:jc w:val="center"/>
+        </w:trPr>
+        <w:tc>
+          <w:tcPr>
+            <w:tcW w:w="0" w:type="auto"/>
+            <w:hideMark/>
+          </w:tcPr>
+          <w:p>
+            <w:pPr>
+              <w:rPr>
+                <w:sz w:val="28"/>
+                <w:szCs w:val="28"/>
+              </w:rPr>
+            </w:pPr>
+            <w:r>
+              <w:rPr>
+                <w:sz w:val="28"/>
+                <w:szCs w:val="28"/>
+              </w:rPr>
+              <w:t>Направление тока эмиттера</w:t>
+            </w:r>
+          </w:p>
+        </w:tc>
+        <w:tc>
+          <w:tcPr>
+            <w:tcW w:w="0" w:type="auto"/>
+            <w:hideMark/>
+          </w:tcPr>
+          <w:p>
+            <w:pPr>
+              <w:rPr>
+                <w:sz w:val="28"/>
+                <w:szCs w:val="28"/>
+              </w:rPr>
+            </w:pPr>
+            <w:r>
+              <w:rPr>
+                <w:sz w:val="28"/>
+                <w:szCs w:val="28"/>
+              </w:rPr>
+              <w:t>из базы в эмиттер</w:t>
+            </w:r>
+          </w:p>
+        </w:tc>
+        <w:tc>
+          <w:tcPr>
+            <w:tcW w:w="0" w:type="auto"/>
+            <w:hideMark/>
+          </w:tcPr>
+          <w:p>
+            <w:pPr>
+              <w:rPr>
+                <w:sz w:val="28"/>
+                <w:szCs w:val="28"/>
+              </w:rPr>
+            </w:pPr>
+            <w:r>
+              <w:rPr>
+                <w:sz w:val="28"/>
+                <w:szCs w:val="28"/>
+              </w:rPr>
+              <w:t>из эмиттера в базу</w:t>
+            </w:r>
+          </w:p>
+        </w:tc>
+      </w:tr>
+      <w:tr>
+        <w:trPr>
+          <w:trHeight w:val="253"/>
+          <w:jc w:val="center"/>
+        </w:trPr>
+        <w:tc>
+          <w:tcPr>
+            <w:tcW w:w="0" w:type="auto"/>
+            <w:hideMark/>
+          </w:tcPr>
+          <w:p>
+            <w:pPr>
+              <w:rPr>
+                <w:sz w:val="28"/>
+                <w:szCs w:val="28"/>
+              </w:rPr>
+            </w:pPr>
+            <w:r>
+              <w:rPr>
+                <w:sz w:val="28"/>
+                <w:szCs w:val="28"/>
+              </w:rPr>
+              <w:t>Стрелка эмиттера на схеме</w:t>
+            </w:r>
+          </w:p>
+        </w:tc>
+        <w:tc>
+          <w:tcPr>
+            <w:tcW w:w="0" w:type="auto"/>
+            <w:hideMark/>
+          </w:tcPr>
+          <w:p>
+            <w:pPr>
+              <w:rPr>
+                <w:sz w:val="28"/>
+                <w:szCs w:val="28"/>
+              </w:rPr>
+            </w:pPr>
+            <w:r>
+              <w:rPr>
+                <w:sz w:val="28"/>
+                <w:szCs w:val="28"/>
+              </w:rPr>
+              <w:t>направлена наружу (от базы)</w:t>
+            </w:r>
+          </w:p>
+        </w:tc>
+        <w:tc>
+          <w:tcPr>
+            <w:tcW w:w="0" w:type="auto"/>
+            <w:hideMark/>
+          </w:tcPr>
+          <w:p>
+            <w:pPr>
+              <w:rPr>
+                <w:sz w:val="28"/>
+                <w:szCs w:val="28"/>
+              </w:rPr>
+            </w:pPr>
+            <w:r>
+              <w:rPr>
+                <w:sz w:val="28"/>
+                <w:szCs w:val="28"/>
+              </w:rPr>
+              <w:t>направлена внутрь (к базе)</w:t>
+            </w:r>
+          </w:p>
+        </w:tc>
+      </w:tr>
+      <w:tr>
+        <w:trPr>
+          <w:trHeight w:val="506"/>
+          <w:jc w:val="center"/>
+        </w:trPr>
+        <w:tc>
+          <w:tcPr>
+            <w:tcW w:w="0" w:type="auto"/>
+            <w:hideMark/>
+          </w:tcPr>
+          <w:p>
+            <w:pPr>
+              <w:rPr>
+                <w:sz w:val="28"/>
+                <w:szCs w:val="28"/>
+              </w:rPr>
+            </w:pPr>
+            <w:r>
+              <w:rPr>
+                <w:sz w:val="28"/>
+                <w:szCs w:val="28"/>
+              </w:rPr>
+              <w:t>Простое правило запоминания</w:t>
+            </w:r>
+          </w:p>
+        </w:tc>
+        <w:tc>
+          <w:tcPr>
+            <w:tcW w:w="0" w:type="auto"/>
+            <w:hideMark/>
+          </w:tcPr>
+          <w:p>
+            <w:pPr>
+              <w:rPr>
+                <w:sz w:val="28"/>
+                <w:szCs w:val="28"/>
+              </w:rPr>
+            </w:pPr>
+            <w:r>
+              <w:rPr>
+                <w:sz w:val="28"/>
+                <w:szCs w:val="28"/>
+              </w:rPr>
+              <w:t>«не впускает» (стрелка наружу)</w:t>
+            </w:r>
+          </w:p>
+        </w:tc>
+        <w:tc>
+          <w:tcPr>
+            <w:tcW w:w="0" w:type="auto"/>
+            <w:hideMark/>
+          </w:tcPr>
+          <w:p>
+            <w:pPr>
+              <w:rPr>
+                <w:sz w:val="28"/>
+                <w:szCs w:val="28"/>
+              </w:rPr>
+            </w:pPr>
+            <w:r>
+              <w:rPr>
+                <w:sz w:val="28"/>
+                <w:szCs w:val="28"/>
+              </w:rPr>
+              <w:t>«впускает» (стрелка внутрь)</w:t>
+            </w:r>
+          </w:p>
+        </w:tc>
+      </w:tr>
+    </w:tbl>
+    <w:p>
+      <w:pPr>
+        <w:pStyle w:val="a4"/>
+        <w:numPr>
+          <w:ilvl w:val="0"/>
+          <w:numId w:val="12"/>
+        </w:numPr>
+        <w:rPr>
+          <w:b/>
+          <w:bCs/>
+          <w:sz w:val="28"/>
+          <w:szCs w:val="28"/>
+        </w:rPr>
+      </w:pPr>
+      <w:r>
+        <w:rPr>
+          <w:b/>
+          <w:bCs/>
+          <w:sz w:val="28"/>
+          <w:szCs w:val="28"/>
+        </w:rPr>
+        <w:t>Принципиальная разница в работе</w:t>
+      </w:r>
+      <w:r>
+        <w:rPr>
+          <w:b/>
+          <w:bCs/>
+          <w:sz w:val="28"/>
+          <w:szCs w:val="28"/>
+        </w:rPr>
+        <w:t>.</w:t>
+      </w:r>
+    </w:p>
+    <w:p>
+      <w:pPr>
+        <w:pStyle w:val="a4"/>
+        <w:numPr>
+          <w:ilvl w:val="0"/>
+          <w:numId w:val="14"/>
+        </w:numPr>
+        <w:rPr>
+          <w:sz w:val="28"/>
+          <w:szCs w:val="28"/>
+        </w:rPr>
+      </w:pPr>
+      <w:r>
+        <w:rPr>
+          <w:sz w:val="28"/>
+          <w:szCs w:val="28"/>
+        </w:rPr>
+        <w:t>В n</w:t>
+      </w:r>
+      <w:r>
+        <w:rPr>
+          <w:sz w:val="28"/>
+          <w:szCs w:val="28"/>
+        </w:rPr>
+        <w:noBreakHyphen/>
+        <w:t>p</w:t>
+      </w:r>
+      <w:r>
+        <w:rPr>
+          <w:sz w:val="28"/>
+          <w:szCs w:val="28"/>
+        </w:rPr>
+        <w:noBreakHyphen/>
+        <w:t>n транзисторе ток через переход эмиттер–база создаётся электронами, которые идут из эмиттера в базу, а затем в коллектор.</w:t>
+      </w:r>
+    </w:p>
+    <w:p>
+      <w:pPr>
+        <w:pStyle w:val="a4"/>
+        <w:numPr>
+          <w:ilvl w:val="0"/>
+          <w:numId w:val="14"/>
+        </w:numPr>
+        <w:rPr>
+          <w:sz w:val="28"/>
+          <w:szCs w:val="28"/>
+        </w:rPr>
+      </w:pPr>
+      <w:r>
+        <w:rPr>
+          <w:sz w:val="28"/>
+          <w:szCs w:val="28"/>
+        </w:rPr>
+        <w:t>В p</w:t>
+      </w:r>
+      <w:r>
+        <w:rPr>
+          <w:sz w:val="28"/>
+          <w:szCs w:val="28"/>
+        </w:rPr>
+        <w:noBreakHyphen/>
+        <w:t>n</w:t>
+      </w:r>
+      <w:r>
+        <w:rPr>
+          <w:sz w:val="28"/>
+          <w:szCs w:val="28"/>
+        </w:rPr>
+        <w:noBreakHyphen/>
+        <w:t>p транзисторе ток через переход эмиттер–база создаётся дырками, которые идут из эмиттера в базу, а затем в коллектор.</w:t>
+      </w:r>
+    </w:p>
+    <w:p>
+      <w:pPr>
+        <w:pStyle w:val="a4"/>
+        <w:numPr>
+          <w:ilvl w:val="0"/>
+          <w:numId w:val="14"/>
+        </w:numPr>
+        <w:rPr>
+          <w:sz w:val="28"/>
+          <w:szCs w:val="28"/>
+        </w:rPr>
+      </w:pPr>
+      <w:r>
+        <w:rPr>
+          <w:sz w:val="28"/>
+          <w:szCs w:val="28"/>
+        </w:rPr>
+        <w:t>Направление токов в p</w:t>
+      </w:r>
+      <w:r>
+        <w:rPr>
+          <w:sz w:val="28"/>
+          <w:szCs w:val="28"/>
+        </w:rPr>
+        <w:noBreakHyphen/>
+        <w:t>n</w:t>
+      </w:r>
+      <w:r>
+        <w:rPr>
+          <w:sz w:val="28"/>
+          <w:szCs w:val="28"/>
+        </w:rPr>
+        <w:noBreakHyphen/>
+        <w:t>p транзисторе противоположно по отношению к n</w:t>
+      </w:r>
+      <w:r>
+        <w:rPr>
+          <w:sz w:val="28"/>
+          <w:szCs w:val="28"/>
+        </w:rPr>
+        <w:noBreakHyphen/>
+        <w:t>p</w:t>
+      </w:r>
+      <w:r>
+        <w:rPr>
+          <w:sz w:val="28"/>
+          <w:szCs w:val="28"/>
+        </w:rPr>
+        <w:noBreakHyphen/>
+        <w:t>n при одинаковом подключении нагрузки.</w:t>
+      </w:r>
+    </w:p>
+    <w:p>
+      <w:pPr>
+        <w:ind w:left="284" w:right="282" w:firstLine="567"/>
+        <w:jc w:val="both"/>
+        <w:rPr>
+          <w:sz w:val="28"/>
+        </w:rPr>
+      </w:pPr>
+    </w:p>
+    <w:p>
+      <w:pPr>
+        <w:ind w:left="284" w:right="282" w:firstLine="567"/>
+        <w:jc w:val="both"/>
+        <w:rPr>
+          <w:b/>
+          <w:bCs/>
+          <w:sz w:val="28"/>
+        </w:rPr>
+      </w:pPr>
+    </w:p>
+    <w:p>
+      <w:pPr>
+        <w:ind w:left="284" w:right="282" w:firstLine="567"/>
+        <w:jc w:val="both"/>
+        <w:rPr>
+          <w:b/>
+          <w:bCs/>
+          <w:sz w:val="28"/>
+        </w:rPr>
+      </w:pPr>
+      <w:r>
+        <w:rPr>
+          <w:b/>
+          <w:bCs/>
+          <w:sz w:val="28"/>
+        </w:rPr>
+        <w:lastRenderedPageBreak/>
+        <w:t>Источники</w:t>
+      </w:r>
+    </w:p>
+    <w:p>
+      <w:pPr>
+        <w:pStyle w:val="a4"/>
+        <w:numPr>
+          <w:ilvl w:val="0"/>
+          <w:numId w:val="20"/>
+        </w:numPr>
+        <w:ind w:right="282"/>
+        <w:jc w:val="both"/>
+        <w:rPr>
+          <w:sz w:val="28"/>
+        </w:rPr>
+      </w:pPr>
+      <w:r>
+        <w:rPr>
+          <w:sz w:val="28"/>
+        </w:rPr>
+        <w:t xml:space="preserve">Пасынков В.В., Чиркин Л.К. Полупроводниковые приборы: Учебное пособие для вузов. — 11-е изд., стер. — СПб.: Лань, 2023. — 480 с. </w:t>
+      </w:r>
+    </w:p>
+    <w:p>
+      <w:pPr>
+        <w:pStyle w:val="a4"/>
+        <w:numPr>
+          <w:ilvl w:val="0"/>
+          <w:numId w:val="20"/>
+        </w:numPr>
+        <w:ind w:right="282"/>
+        <w:jc w:val="both"/>
+        <w:rPr>
+          <w:sz w:val="28"/>
+        </w:rPr>
+      </w:pPr>
+      <w:r>
+        <w:rPr>
+          <w:sz w:val="28"/>
+        </w:rPr>
+        <w:t xml:space="preserve">Лебедев А.И. Физика полупроводниковых приборов. — М.: </w:t>
+      </w:r>
+      <w:proofErr w:type="spellStart"/>
+      <w:r>
+        <w:rPr>
+          <w:sz w:val="28"/>
+        </w:rPr>
+        <w:t>Физматлит</w:t>
+      </w:r>
+      <w:proofErr w:type="spellEnd"/>
+      <w:r>
+        <w:rPr>
+          <w:sz w:val="28"/>
+        </w:rPr>
+        <w:t xml:space="preserve">, 2008. </w:t>
+      </w:r>
+    </w:p>
+    <w:p>
+      <w:pPr>
+        <w:pStyle w:val="a4"/>
+        <w:numPr>
+          <w:ilvl w:val="0"/>
+          <w:numId w:val="20"/>
+        </w:numPr>
+        <w:ind w:right="282"/>
+        <w:jc w:val="both"/>
+        <w:rPr>
+          <w:sz w:val="28"/>
+        </w:rPr>
+      </w:pPr>
+      <w:r>
+        <w:rPr>
+          <w:sz w:val="28"/>
+        </w:rPr>
+        <w:t>Гребен</w:t>
+      </w:r>
+      <w:r>
+        <w:rPr>
+          <w:sz w:val="28"/>
+          <w:lang w:val="en-US"/>
+        </w:rPr>
+        <w:t xml:space="preserve"> </w:t>
+      </w:r>
+      <w:r>
+        <w:rPr>
+          <w:sz w:val="28"/>
+        </w:rPr>
+        <w:t>А</w:t>
+      </w:r>
+      <w:r>
+        <w:rPr>
+          <w:sz w:val="28"/>
+          <w:lang w:val="en-US"/>
+        </w:rPr>
+        <w:t>.</w:t>
+      </w:r>
+      <w:r>
+        <w:rPr>
+          <w:sz w:val="28"/>
+        </w:rPr>
+        <w:t>Б</w:t>
+      </w:r>
+      <w:r>
+        <w:rPr>
+          <w:sz w:val="28"/>
+          <w:lang w:val="en-US"/>
+        </w:rPr>
+        <w:t>. (</w:t>
+      </w:r>
+      <w:proofErr w:type="spellStart"/>
+      <w:r>
+        <w:rPr>
+          <w:sz w:val="28"/>
+          <w:lang w:val="en-US"/>
+        </w:rPr>
+        <w:t>Grebene</w:t>
+      </w:r>
+      <w:proofErr w:type="spellEnd"/>
+      <w:r>
+        <w:rPr>
+          <w:sz w:val="28"/>
+          <w:lang w:val="en-US"/>
+        </w:rPr>
+        <w:t xml:space="preserve"> A.B.) Bipolar and MOS Analog Integrated Circuit Design. — New York: J. Wiley, 1984. — 894 p. </w:t>
+      </w:r>
+    </w:p>
+    <w:p>
+      <w:pPr>
+        <w:pStyle w:val="a4"/>
+        <w:numPr>
+          <w:ilvl w:val="0"/>
+          <w:numId w:val="20"/>
+        </w:numPr>
+        <w:ind w:right="282"/>
+        <w:jc w:val="both"/>
+        <w:rPr>
+          <w:sz w:val="28"/>
+        </w:rPr>
+      </w:pPr>
+      <w:r>
+        <w:rPr>
+          <w:sz w:val="28"/>
+        </w:rPr>
+        <w:t xml:space="preserve">Ковалев А.А., Тищенко Л.А. Исследования характеристик базовых электрорадиоэлементов. Ч.2. Транзисторы и тиристоры: Учебное пособие. — М.: Российский университет дружбы народов, 2018. </w:t>
+      </w:r>
+    </w:p>
+    <w:p>
+      <w:pPr>
+        <w:pStyle w:val="a4"/>
+        <w:numPr>
+          <w:ilvl w:val="0"/>
+          <w:numId w:val="20"/>
+        </w:numPr>
+        <w:ind w:right="282"/>
+        <w:jc w:val="both"/>
+        <w:rPr>
+          <w:sz w:val="28"/>
+        </w:rPr>
+      </w:pPr>
+      <w:r>
+        <w:rPr>
+          <w:sz w:val="28"/>
+        </w:rPr>
+        <w:t xml:space="preserve">Торина Е.М., Коптев Г.И., Болдырева Т.И., Чеченя С.А. Простейшие функциональные узлы на полупроводниковых диодах и транзисторах в пакете схемотехнического моделирования: Лабораторный практикум. — М.: Изд-во МЭИ, 2023. — 113 с. </w:t>
+      </w:r>
+    </w:p>
+    <w:p>
+      <w:pPr>
+        <w:ind w:left="284" w:right="282" w:firstLine="567"/>
+        <w:jc w:val="both"/>
+        <w:rPr>
+          <w:b/>
+          <w:bCs/>
+          <w:i/>
+          <w:iCs/>
+          <w:sz w:val="28"/>
+        </w:rPr>
+      </w:pPr>
+    </w:p>
+    <w:p>
+      <w:pPr>
+        <w:ind w:left="284" w:right="282" w:firstLine="567"/>
+        <w:jc w:val="both"/>
+        <w:rPr>
+          <w:b/>
+          <w:bCs/>
+          <w:sz w:val="28"/>
+        </w:rPr>
+      </w:pPr>
+    </w:p>
+    <w:p>
+      <w:pPr>
+        <w:ind w:left="284" w:right="282" w:firstLine="567"/>
+        <w:jc w:val="both"/>
+        <w:rPr>
+          <w:b/>
+          <w:bCs/>
+          <w:sz w:val="28"/>
+          <w:szCs w:val="28"/>
+        </w:rPr>
+      </w:pPr>
+      <w:r>
+        <w:rPr>
+          <w:b/>
+          <w:bCs/>
+          <w:sz w:val="28"/>
+          <w:szCs w:val="28"/>
+        </w:rPr>
+        <w:t>Перов Данил</w:t>
+      </w:r>
+      <w:r>
+        <w:rPr>
+          <w:b/>
+          <w:bCs/>
+          <w:sz w:val="28"/>
+          <w:szCs w:val="28"/>
+        </w:rPr>
+        <w:t xml:space="preserve"> - </w:t>
+      </w:r>
+      <w:r>
+        <w:rPr>
+          <w:b/>
+          <w:bCs/>
+          <w:sz w:val="28"/>
+          <w:szCs w:val="28"/>
+        </w:rPr>
+        <w:t>Пробои транзистора.</w:t>
+      </w:r>
+    </w:p>
+    <w:p>
+      <w:pPr>
+        <w:ind w:left="284" w:right="282" w:firstLine="567"/>
+        <w:jc w:val="both"/>
+        <w:rPr>
+          <w:b/>
+          <w:bCs/>
+          <w:sz w:val="28"/>
+        </w:rPr>
+      </w:pPr>
+      <w:r>
+        <w:rPr>
+          <w:b/>
+          <w:bCs/>
+          <w:sz w:val="28"/>
+        </w:rPr>
+        <w:t>1. Что такое пробой транзистора</w:t>
+      </w:r>
+    </w:p>
+    <w:p>
+      <w:pPr>
+        <w:ind w:left="284" w:right="282" w:firstLine="567"/>
+        <w:jc w:val="both"/>
+        <w:rPr>
+          <w:sz w:val="28"/>
+        </w:rPr>
+      </w:pPr>
+      <w:r>
+        <w:rPr>
+          <w:sz w:val="28"/>
+        </w:rPr>
+        <w:t>Пробой транзистора — это явление резкого увеличения тока через транзистор при превышении допустимого напряжения на одном из его p</w:t>
+      </w:r>
+      <w:r>
+        <w:rPr>
+          <w:sz w:val="28"/>
+        </w:rPr>
+        <w:noBreakHyphen/>
+        <w:t>n переходов (чаще всего на коллекторном переходе). В результате пробоя транзистор теряет управляющие свойства и может выйти из строя.</w:t>
+      </w:r>
+    </w:p>
+    <w:p>
+      <w:pPr>
+        <w:ind w:left="284" w:right="282" w:firstLine="567"/>
+        <w:jc w:val="both"/>
+        <w:rPr>
+          <w:b/>
+          <w:bCs/>
+          <w:sz w:val="28"/>
+        </w:rPr>
+      </w:pPr>
+      <w:r>
+        <w:rPr>
+          <w:b/>
+          <w:bCs/>
+          <w:sz w:val="28"/>
+        </w:rPr>
+        <w:t>2. Основные виды пробоев</w:t>
+      </w:r>
+    </w:p>
+    <w:p>
+      <w:pPr>
+        <w:ind w:left="284" w:right="282" w:firstLine="567"/>
+        <w:jc w:val="both"/>
+        <w:rPr>
+          <w:sz w:val="28"/>
+        </w:rPr>
+      </w:pPr>
+      <w:r>
+        <w:rPr>
+          <w:sz w:val="28"/>
+        </w:rPr>
+        <w:t>Различают два принципиально разных типа пробоя:</w:t>
+      </w:r>
+    </w:p>
+    <w:tbl>
+      <w:tblPr>
+        <w:tblStyle w:val="ac"/>
+        <w:tblW w:w="9464" w:type="dxa"/>
+        <w:jc w:val="center"/>
+        <w:tblLook w:val="04A0" w:firstRow="1" w:lastRow="0" w:firstColumn="1" w:lastColumn="0" w:noHBand="0" w:noVBand="1"/>
+      </w:tblPr>
+      <w:tblGrid>
+        <w:gridCol w:w="2702"/>
+        <w:gridCol w:w="39"/>
+        <w:gridCol w:w="2288"/>
+        <w:gridCol w:w="2709"/>
+        <w:gridCol w:w="2457"/>
+      </w:tblGrid>
+      <w:tr>
+        <w:trPr>
+          <w:trHeight w:val="1264"/>
+          <w:jc w:val="center"/>
+        </w:trPr>
+        <w:tc>
+          <w:tcPr>
+            <w:tcW w:w="2544" w:type="dxa"/>
+            <w:gridSpan w:val="2"/>
+            <w:hideMark/>
+          </w:tcPr>
+          <w:p>
+            <w:pPr>
+              <w:ind w:left="284" w:right="282" w:firstLine="567"/>
+              <w:jc w:val="both"/>
+              <w:rPr>
+                <w:sz w:val="28"/>
+              </w:rPr>
+            </w:pPr>
+            <w:r>
+              <w:rPr>
+                <w:sz w:val="28"/>
+              </w:rPr>
+              <w:t>Вид пробоя</w:t>
+            </w:r>
+          </w:p>
+        </w:tc>
+        <w:tc>
+          <w:tcPr>
+            <w:tcW w:w="2124" w:type="dxa"/>
+            <w:hideMark/>
+          </w:tcPr>
+          <w:p>
+            <w:pPr>
+              <w:ind w:left="284" w:right="282" w:firstLine="567"/>
+              <w:jc w:val="both"/>
+              <w:rPr>
+                <w:sz w:val="28"/>
+              </w:rPr>
+            </w:pPr>
+            <w:r>
+              <w:rPr>
+                <w:sz w:val="28"/>
+              </w:rPr>
+              <w:t>Причина возникновения</w:t>
+            </w:r>
+          </w:p>
+        </w:tc>
+        <w:tc>
+          <w:tcPr>
+            <w:tcW w:w="2515" w:type="dxa"/>
+            <w:hideMark/>
+          </w:tcPr>
+          <w:p>
+            <w:pPr>
+              <w:ind w:left="284" w:right="282" w:firstLine="567"/>
+              <w:jc w:val="both"/>
+              <w:rPr>
+                <w:sz w:val="28"/>
+              </w:rPr>
+            </w:pPr>
+            <w:r>
+              <w:rPr>
+                <w:sz w:val="28"/>
+              </w:rPr>
+              <w:t>Обратимость</w:t>
+            </w:r>
+          </w:p>
+        </w:tc>
+        <w:tc>
+          <w:tcPr>
+            <w:tcW w:w="0" w:type="auto"/>
+            <w:hideMark/>
+          </w:tcPr>
+          <w:p>
+            <w:pPr>
+              <w:ind w:left="284" w:right="282" w:firstLine="567"/>
+              <w:jc w:val="both"/>
+              <w:rPr>
+                <w:sz w:val="28"/>
+              </w:rPr>
+            </w:pPr>
+            <w:r>
+              <w:rPr>
+                <w:sz w:val="28"/>
+              </w:rPr>
+              <w:t>Последствия</w:t>
+            </w:r>
+          </w:p>
+        </w:tc>
+      </w:tr>
+      <w:tr>
+        <w:trPr>
+          <w:trHeight w:val="4484"/>
+          <w:jc w:val="center"/>
+        </w:trPr>
+        <w:tc>
+          <w:tcPr>
+            <w:tcW w:w="2508" w:type="dxa"/>
+            <w:hideMark/>
+          </w:tcPr>
+          <w:p>
+            <w:pPr>
+              <w:ind w:left="284" w:right="282" w:firstLine="567"/>
+              <w:jc w:val="both"/>
+              <w:rPr>
+                <w:sz w:val="28"/>
+              </w:rPr>
+            </w:pPr>
+            <w:r>
+              <w:rPr>
+                <w:sz w:val="28"/>
+              </w:rPr>
+              <w:t>Электрический пробой</w:t>
+            </w:r>
+          </w:p>
+        </w:tc>
+        <w:tc>
+          <w:tcPr>
+            <w:tcW w:w="2160" w:type="dxa"/>
+            <w:gridSpan w:val="2"/>
+            <w:hideMark/>
+          </w:tcPr>
+          <w:p>
+            <w:pPr>
+              <w:ind w:left="284" w:right="282" w:firstLine="567"/>
+              <w:jc w:val="both"/>
+              <w:rPr>
+                <w:sz w:val="28"/>
+              </w:rPr>
+            </w:pPr>
+            <w:r>
+              <w:rPr>
+                <w:sz w:val="28"/>
+              </w:rPr>
+              <w:t>Сильное электрическое поле разгоняет носители заряда, которые выбивают новые носители (лавинное размножение)</w:t>
+            </w:r>
+          </w:p>
+        </w:tc>
+        <w:tc>
+          <w:tcPr>
+            <w:tcW w:w="2515" w:type="dxa"/>
+            <w:hideMark/>
+          </w:tcPr>
+          <w:p>
+            <w:pPr>
+              <w:ind w:left="284" w:right="282" w:firstLine="567"/>
+              <w:jc w:val="both"/>
+              <w:rPr>
+                <w:sz w:val="28"/>
+              </w:rPr>
+            </w:pPr>
+            <w:r>
+              <w:rPr>
+                <w:sz w:val="28"/>
+              </w:rPr>
+              <w:t>Обратим (при снятии напряжения свойства восстанавливаются)</w:t>
+            </w:r>
+          </w:p>
+        </w:tc>
+        <w:tc>
+          <w:tcPr>
+            <w:tcW w:w="0" w:type="auto"/>
+            <w:hideMark/>
+          </w:tcPr>
+          <w:p>
+            <w:pPr>
+              <w:ind w:left="284" w:right="282" w:firstLine="567"/>
+              <w:jc w:val="both"/>
+              <w:rPr>
+                <w:sz w:val="28"/>
+              </w:rPr>
+            </w:pPr>
+            <w:r>
+              <w:rPr>
+                <w:sz w:val="28"/>
+              </w:rPr>
+              <w:t>Временная потеря управления</w:t>
+            </w:r>
+          </w:p>
+        </w:tc>
+      </w:tr>
+      <w:tr>
+        <w:trPr>
+          <w:trHeight w:val="2864"/>
+          <w:jc w:val="center"/>
+        </w:trPr>
+        <w:tc>
+          <w:tcPr>
+            <w:tcW w:w="2544" w:type="dxa"/>
+            <w:gridSpan w:val="2"/>
+            <w:hideMark/>
+          </w:tcPr>
+          <w:p>
+            <w:pPr>
+              <w:ind w:left="284" w:right="282" w:firstLine="567"/>
+              <w:jc w:val="both"/>
+              <w:rPr>
+                <w:sz w:val="28"/>
+              </w:rPr>
+            </w:pPr>
+            <w:r>
+              <w:rPr>
+                <w:sz w:val="28"/>
+              </w:rPr>
+              <w:lastRenderedPageBreak/>
+              <w:t>Тепловой пробой</w:t>
+            </w:r>
+          </w:p>
+        </w:tc>
+        <w:tc>
+          <w:tcPr>
+            <w:tcW w:w="2124" w:type="dxa"/>
+            <w:hideMark/>
+          </w:tcPr>
+          <w:p>
+            <w:pPr>
+              <w:ind w:left="284" w:right="282" w:firstLine="567"/>
+              <w:jc w:val="both"/>
+              <w:rPr>
+                <w:sz w:val="28"/>
+              </w:rPr>
+            </w:pPr>
+            <w:r>
+              <w:rPr>
+                <w:sz w:val="28"/>
+              </w:rPr>
+              <w:t>Выделение тепла из</w:t>
+            </w:r>
+            <w:r>
+              <w:rPr>
+                <w:sz w:val="28"/>
+              </w:rPr>
+              <w:noBreakHyphen/>
+              <w:t>за большого тока → перегрев p</w:t>
+            </w:r>
+            <w:r>
+              <w:rPr>
+                <w:sz w:val="28"/>
+              </w:rPr>
+              <w:noBreakHyphen/>
+              <w:t>n перехода → разрушение кристалла</w:t>
+            </w:r>
+          </w:p>
+        </w:tc>
+        <w:tc>
+          <w:tcPr>
+            <w:tcW w:w="2515" w:type="dxa"/>
+            <w:hideMark/>
+          </w:tcPr>
+          <w:p>
+            <w:pPr>
+              <w:ind w:left="284" w:right="282" w:firstLine="567"/>
+              <w:jc w:val="both"/>
+              <w:rPr>
+                <w:sz w:val="28"/>
+              </w:rPr>
+            </w:pPr>
+            <w:r>
+              <w:rPr>
+                <w:sz w:val="28"/>
+              </w:rPr>
+              <w:t>Необратим</w:t>
+            </w:r>
+          </w:p>
+        </w:tc>
+        <w:tc>
+          <w:tcPr>
+            <w:tcW w:w="0" w:type="auto"/>
+            <w:hideMark/>
+          </w:tcPr>
+          <w:p>
+            <w:pPr>
+              <w:ind w:left="284" w:right="282" w:firstLine="567"/>
+              <w:jc w:val="both"/>
+              <w:rPr>
+                <w:sz w:val="28"/>
+              </w:rPr>
+            </w:pPr>
+            <w:r>
+              <w:rPr>
+                <w:sz w:val="28"/>
+              </w:rPr>
+              <w:t>Выход транзистора из строя</w:t>
+            </w:r>
+          </w:p>
+        </w:tc>
+      </w:tr>
+    </w:tbl>
+    <w:p>
+      <w:pPr>
+        <w:ind w:left="284" w:right="282" w:firstLine="567"/>
+        <w:jc w:val="both"/>
+        <w:rPr>
+          <w:sz w:val="28"/>
+        </w:rPr>
+      </w:pPr>
+    </w:p>
+    <w:p>
+      <w:pPr>
+        <w:ind w:left="284" w:right="282" w:firstLine="567"/>
+        <w:jc w:val="both"/>
+        <w:rPr>
+          <w:sz w:val="28"/>
+        </w:rPr>
+      </w:pPr>
+      <w:r>
+        <w:rPr>
+          <w:sz w:val="28"/>
+        </w:rPr>
+        <w:t>Важно: на практике длительный электрический пробой почти всегда переходит в тепловой, поэтому для транзистора любой пробой считается аварийным режимом.</w:t>
+      </w:r>
+    </w:p>
+    <w:p>
+      <w:pPr>
+        <w:ind w:left="284" w:right="282" w:firstLine="567"/>
+        <w:jc w:val="both"/>
+        <w:rPr>
+          <w:b/>
+          <w:bCs/>
+          <w:sz w:val="28"/>
+        </w:rPr>
+      </w:pPr>
+      <w:r>
+        <w:rPr>
+          <w:b/>
+          <w:bCs/>
+          <w:sz w:val="28"/>
+        </w:rPr>
+        <w:t>3. Разновидности электрического пробоя</w:t>
+      </w:r>
+    </w:p>
+    <w:p>
+      <w:pPr>
+        <w:ind w:left="284" w:right="282" w:firstLine="567"/>
+        <w:jc w:val="both"/>
+        <w:rPr>
+          <w:sz w:val="28"/>
+        </w:rPr>
+      </w:pPr>
+      <w:r>
+        <w:rPr>
+          <w:sz w:val="28"/>
+        </w:rPr>
+        <w:t>В транзисторах чаще всего встречаются:</w:t>
+      </w:r>
+    </w:p>
+    <w:p>
+      <w:pPr>
+        <w:pStyle w:val="a4"/>
+        <w:numPr>
+          <w:ilvl w:val="0"/>
+          <w:numId w:val="19"/>
+        </w:numPr>
+        <w:ind w:right="282"/>
+        <w:rPr>
+          <w:sz w:val="28"/>
+        </w:rPr>
+      </w:pPr>
+      <w:r>
+        <w:rPr>
+          <w:sz w:val="28"/>
+        </w:rPr>
+        <w:t>Лавинный</w:t>
+      </w:r>
+      <w:r>
+        <w:rPr>
+          <w:sz w:val="28"/>
+        </w:rPr>
+        <w:t xml:space="preserve"> </w:t>
+      </w:r>
+      <w:r>
+        <w:rPr>
+          <w:sz w:val="28"/>
+        </w:rPr>
+        <w:t>пробой</w:t>
+      </w:r>
+      <w:r>
+        <w:rPr>
+          <w:sz w:val="28"/>
+        </w:rPr>
+        <w:br/>
+        <w:t>Возникает в коллекторном переходе при обратном напряжении. Сильное поле разгоняет электроны, они сталкиваются с атомами и выбивают новые носители (лавина). Характерен для кремниевых транзисторов.</w:t>
+      </w:r>
+    </w:p>
+    <w:p>
+      <w:pPr>
+        <w:pStyle w:val="a4"/>
+        <w:numPr>
+          <w:ilvl w:val="0"/>
+          <w:numId w:val="19"/>
+        </w:numPr>
+        <w:ind w:right="282"/>
+        <w:rPr>
+          <w:sz w:val="28"/>
+        </w:rPr>
+      </w:pPr>
+      <w:r>
+        <w:rPr>
+          <w:sz w:val="28"/>
+        </w:rPr>
+        <w:t>Туннельный пробой (</w:t>
+      </w:r>
+      <w:proofErr w:type="spellStart"/>
+      <w:r>
+        <w:rPr>
+          <w:sz w:val="28"/>
+        </w:rPr>
+        <w:t>Зенера</w:t>
+      </w:r>
+      <w:proofErr w:type="spellEnd"/>
+      <w:r>
+        <w:rPr>
+          <w:sz w:val="28"/>
+        </w:rPr>
+        <w:t>)</w:t>
+      </w:r>
+      <w:r>
+        <w:rPr>
+          <w:sz w:val="28"/>
+        </w:rPr>
+        <w:br/>
+        <w:t>Возникает при очень сильном поле в тонком переходе. Электроны «просачиваются» через потенциальный барьер без соударений. Характерен для низковольтных приборов.</w:t>
+      </w:r>
+    </w:p>
+    <w:p>
+      <w:pPr>
+        <w:ind w:right="282"/>
+        <w:jc w:val="both"/>
+        <w:rPr>
+          <w:sz w:val="28"/>
+        </w:rPr>
+      </w:pPr>
+    </w:p>
+    <w:p>
+      <w:pPr>
+        <w:ind w:left="284" w:right="282" w:firstLine="567"/>
+        <w:jc w:val="both"/>
+        <w:rPr>
+          <w:b/>
+          <w:bCs/>
+          <w:sz w:val="28"/>
+        </w:rPr>
+      </w:pPr>
+      <w:r>
+        <w:rPr>
+          <w:b/>
+          <w:bCs/>
+          <w:sz w:val="28"/>
+        </w:rPr>
+        <w:t>4. Специфические пробои транзистора (не только p</w:t>
+      </w:r>
+      <w:r>
+        <w:rPr>
+          <w:b/>
+          <w:bCs/>
+          <w:sz w:val="28"/>
+        </w:rPr>
+        <w:noBreakHyphen/>
+        <w:t>n перехода)</w:t>
+      </w:r>
+    </w:p>
+    <w:tbl>
+      <w:tblPr>
+        <w:tblStyle w:val="ac"/>
+        <w:tblW w:w="9558" w:type="dxa"/>
+        <w:jc w:val="center"/>
+        <w:tblLook w:val="04A0" w:firstRow="1" w:lastRow="0" w:firstColumn="1" w:lastColumn="0" w:noHBand="0" w:noVBand="1"/>
+      </w:tblPr>
+      <w:tblGrid>
+        <w:gridCol w:w="3119"/>
+        <w:gridCol w:w="6439"/>
+      </w:tblGrid>
+      <w:tr>
+        <w:trPr>
+          <w:trHeight w:val="281"/>
+          <w:jc w:val="center"/>
+        </w:trPr>
+        <w:tc>
+          <w:tcPr>
+            <w:tcW w:w="0" w:type="auto"/>
+            <w:hideMark/>
+          </w:tcPr>
+          <w:p>
+            <w:pPr>
+              <w:ind w:left="284" w:right="282" w:firstLine="567"/>
+              <w:jc w:val="center"/>
+              <w:rPr>
+                <w:sz w:val="28"/>
+              </w:rPr>
+            </w:pPr>
+            <w:r>
+              <w:rPr>
+                <w:sz w:val="28"/>
+              </w:rPr>
+              <w:t>Тип пробоя</w:t>
+            </w:r>
+          </w:p>
+        </w:tc>
+        <w:tc>
+          <w:tcPr>
+            <w:tcW w:w="0" w:type="auto"/>
+            <w:hideMark/>
+          </w:tcPr>
+          <w:p>
+            <w:pPr>
+              <w:ind w:left="284" w:right="282" w:firstLine="567"/>
+              <w:jc w:val="center"/>
+              <w:rPr>
+                <w:sz w:val="28"/>
+              </w:rPr>
+            </w:pPr>
+            <w:r>
+              <w:rPr>
+                <w:sz w:val="28"/>
+              </w:rPr>
+              <w:t>Что происходит</w:t>
+            </w:r>
+          </w:p>
+        </w:tc>
+      </w:tr>
+      <w:tr>
+        <w:trPr>
+          <w:trHeight w:val="898"/>
+          <w:jc w:val="center"/>
+        </w:trPr>
+        <w:tc>
+          <w:tcPr>
+            <w:tcW w:w="0" w:type="auto"/>
+            <w:hideMark/>
+          </w:tcPr>
+          <w:p>
+            <w:pPr>
+              <w:ind w:left="284" w:right="282" w:firstLine="567"/>
+              <w:jc w:val="center"/>
+              <w:rPr>
+                <w:sz w:val="28"/>
+              </w:rPr>
+            </w:pPr>
+            <w:r>
+              <w:rPr>
+                <w:sz w:val="28"/>
+              </w:rPr>
+              <w:t>Пробой эмиттерного перехода</w:t>
+            </w:r>
+          </w:p>
+        </w:tc>
+        <w:tc>
+          <w:tcPr>
+            <w:tcW w:w="0" w:type="auto"/>
+            <w:hideMark/>
+          </w:tcPr>
+          <w:p>
+            <w:pPr>
+              <w:ind w:left="284" w:right="282" w:firstLine="567"/>
+              <w:jc w:val="center"/>
+              <w:rPr>
+                <w:sz w:val="28"/>
+              </w:rPr>
+            </w:pPr>
+            <w:r>
+              <w:rPr>
+                <w:sz w:val="28"/>
+              </w:rPr>
+              <w:t>Обычно возникает при обратном смещении на эмиттер–базе. Напряжение пробоя эмиттерного перехода у многих транзисторов низкое (5–10 В).</w:t>
+            </w:r>
+          </w:p>
+        </w:tc>
+      </w:tr>
+      <w:tr>
+        <w:trPr>
+          <w:trHeight w:val="898"/>
+          <w:jc w:val="center"/>
+        </w:trPr>
+        <w:tc>
+          <w:tcPr>
+            <w:tcW w:w="0" w:type="auto"/>
+            <w:hideMark/>
+          </w:tcPr>
+          <w:p>
+            <w:pPr>
+              <w:ind w:left="284" w:right="282" w:firstLine="567"/>
+              <w:jc w:val="center"/>
+              <w:rPr>
+                <w:sz w:val="28"/>
+              </w:rPr>
+            </w:pPr>
+            <w:r>
+              <w:rPr>
+                <w:sz w:val="28"/>
+              </w:rPr>
+              <w:t>Пробой коллекторного перехода</w:t>
+            </w:r>
+          </w:p>
+        </w:tc>
+        <w:tc>
+          <w:tcPr>
+            <w:tcW w:w="0" w:type="auto"/>
+            <w:hideMark/>
+          </w:tcPr>
+          <w:p>
+            <w:pPr>
+              <w:ind w:left="284" w:right="282" w:firstLine="567"/>
+              <w:jc w:val="center"/>
+              <w:rPr>
+                <w:sz w:val="28"/>
+              </w:rPr>
+            </w:pPr>
+            <w:r>
+              <w:rPr>
+                <w:sz w:val="28"/>
+              </w:rPr>
+              <w:t>Самый частый вид. Возникает при U</w:t>
+            </w:r>
+            <w:proofErr w:type="gramStart"/>
+            <w:r>
+              <w:rPr>
+                <w:sz w:val="28"/>
+              </w:rPr>
+              <w:t>КЭ&gt;</w:t>
+            </w:r>
+            <w:proofErr w:type="spellStart"/>
+            <w:r>
+              <w:rPr>
+                <w:sz w:val="28"/>
+              </w:rPr>
+              <w:t>U</w:t>
+            </w:r>
+            <w:proofErr w:type="gramEnd"/>
+            <w:r>
+              <w:rPr>
+                <w:sz w:val="28"/>
+              </w:rPr>
+              <w:t>КЭmaxUКЭ</w:t>
+            </w:r>
+            <w:proofErr w:type="spellEnd"/>
+            <w:r>
+              <w:rPr>
+                <w:sz w:val="28"/>
+              </w:rPr>
+              <w:t>​&gt;</w:t>
+            </w:r>
+            <w:proofErr w:type="spellStart"/>
+            <w:r>
+              <w:rPr>
+                <w:sz w:val="28"/>
+              </w:rPr>
+              <w:t>UКЭmax</w:t>
+            </w:r>
+            <w:proofErr w:type="spellEnd"/>
+            <w:r>
+              <w:rPr>
+                <w:sz w:val="28"/>
+              </w:rPr>
+              <w:t>​ (максимальное напряжение коллектор–эмиттер).</w:t>
+            </w:r>
+          </w:p>
+        </w:tc>
+      </w:tr>
+      <w:tr>
+        <w:trPr>
+          <w:trHeight w:val="598"/>
+          <w:jc w:val="center"/>
+        </w:trPr>
+        <w:tc>
+          <w:tcPr>
+            <w:tcW w:w="0" w:type="auto"/>
+            <w:hideMark/>
+          </w:tcPr>
+          <w:p>
+            <w:pPr>
+              <w:ind w:left="284" w:right="282" w:firstLine="567"/>
+              <w:jc w:val="center"/>
+              <w:rPr>
+                <w:sz w:val="28"/>
+              </w:rPr>
+            </w:pPr>
+            <w:r>
+              <w:rPr>
+                <w:sz w:val="28"/>
+              </w:rPr>
+              <w:t>Пробой «база–коллектор»</w:t>
+            </w:r>
+          </w:p>
+        </w:tc>
+        <w:tc>
+          <w:tcPr>
+            <w:tcW w:w="0" w:type="auto"/>
+            <w:hideMark/>
+          </w:tcPr>
+          <w:p>
+            <w:pPr>
+              <w:ind w:left="284" w:right="282" w:firstLine="567"/>
+              <w:jc w:val="center"/>
+              <w:rPr>
+                <w:sz w:val="28"/>
+              </w:rPr>
+            </w:pPr>
+            <w:r>
+              <w:rPr>
+                <w:sz w:val="28"/>
+              </w:rPr>
+              <w:t>Аналогичен пробою обычного диода, но влияет на параметры транзистора.</w:t>
+            </w:r>
+          </w:p>
+        </w:tc>
+      </w:tr>
+    </w:tbl>
+    <w:p>
+      <w:pPr>
+        <w:ind w:left="284" w:right="282" w:firstLine="567"/>
+        <w:jc w:val="both"/>
+        <w:rPr>
+          <w:b/>
+          <w:bCs/>
+          <w:sz w:val="28"/>
+        </w:rPr>
+      </w:pPr>
+    </w:p>
+    <w:p>
+      <w:pPr>
+        <w:ind w:left="284" w:right="282" w:firstLine="567"/>
+        <w:jc w:val="both"/>
+        <w:rPr>
+          <w:b/>
+          <w:bCs/>
+          <w:sz w:val="28"/>
+        </w:rPr>
+      </w:pPr>
+      <w:r>
+        <w:rPr>
+          <w:b/>
+          <w:bCs/>
+          <w:sz w:val="28"/>
+        </w:rPr>
+        <w:t>5. Как отличить электрический пробой от теплового</w:t>
+      </w:r>
+      <w:r>
+        <w:rPr>
+          <w:b/>
+          <w:bCs/>
+          <w:sz w:val="28"/>
+        </w:rPr>
+        <w:t>.</w:t>
+      </w:r>
+    </w:p>
+    <w:tbl>
+      <w:tblPr>
+        <w:tblStyle w:val="ac"/>
+        <w:tblW w:w="9146" w:type="dxa"/>
+        <w:jc w:val="center"/>
+        <w:tblLook w:val="04A0" w:firstRow="1" w:lastRow="0" w:firstColumn="1" w:lastColumn="0" w:noHBand="0" w:noVBand="1"/>
+      </w:tblPr>
+      <w:tblGrid>
+        <w:gridCol w:w="3281"/>
+        <w:gridCol w:w="3172"/>
+        <w:gridCol w:w="2778"/>
+      </w:tblGrid>
+      <w:tr>
+        <w:trPr>
+          <w:trHeight w:val="607"/>
+          <w:jc w:val="center"/>
+        </w:trPr>
+        <w:tc>
+          <w:tcPr>
+            <w:tcW w:w="0" w:type="auto"/>
+            <w:hideMark/>
+          </w:tcPr>
+          <w:p>
+            <w:pPr>
+              <w:ind w:left="284" w:right="282" w:firstLine="567"/>
+              <w:jc w:val="center"/>
+              <w:rPr>
+                <w:sz w:val="28"/>
+              </w:rPr>
+            </w:pPr>
+            <w:r>
+              <w:rPr>
+                <w:sz w:val="28"/>
+              </w:rPr>
+              <w:t>Признак</w:t>
+            </w:r>
+          </w:p>
+        </w:tc>
+        <w:tc>
+          <w:tcPr>
+            <w:tcW w:w="0" w:type="auto"/>
+            <w:hideMark/>
+          </w:tcPr>
+          <w:p>
+            <w:pPr>
+              <w:ind w:left="284" w:right="282" w:firstLine="567"/>
+              <w:jc w:val="center"/>
+              <w:rPr>
+                <w:sz w:val="28"/>
+              </w:rPr>
+            </w:pPr>
+            <w:r>
+              <w:rPr>
+                <w:sz w:val="28"/>
+              </w:rPr>
+              <w:t>Электрический пробой</w:t>
+            </w:r>
+          </w:p>
+        </w:tc>
+        <w:tc>
+          <w:tcPr>
+            <w:tcW w:w="0" w:type="auto"/>
+            <w:hideMark/>
+          </w:tcPr>
+          <w:p>
+            <w:pPr>
+              <w:ind w:left="284" w:right="282" w:firstLine="567"/>
+              <w:jc w:val="center"/>
+              <w:rPr>
+                <w:sz w:val="28"/>
+              </w:rPr>
+            </w:pPr>
+            <w:r>
+              <w:rPr>
+                <w:sz w:val="28"/>
+              </w:rPr>
+              <w:t>Тепловой пробой</w:t>
+            </w:r>
+          </w:p>
+        </w:tc>
+      </w:tr>
+      <w:tr>
+        <w:trPr>
+          <w:trHeight w:val="607"/>
+          <w:jc w:val="center"/>
+        </w:trPr>
+        <w:tc>
+          <w:tcPr>
+            <w:tcW w:w="0" w:type="auto"/>
+            <w:hideMark/>
+          </w:tcPr>
+          <w:p>
+            <w:pPr>
+              <w:ind w:left="284" w:right="282" w:firstLine="567"/>
+              <w:jc w:val="center"/>
+              <w:rPr>
+                <w:sz w:val="28"/>
+              </w:rPr>
+            </w:pPr>
+            <w:r>
+              <w:rPr>
+                <w:sz w:val="28"/>
+              </w:rPr>
+              <w:t>Зависимость от времени</w:t>
+            </w:r>
+          </w:p>
+        </w:tc>
+        <w:tc>
+          <w:tcPr>
+            <w:tcW w:w="0" w:type="auto"/>
+            <w:hideMark/>
+          </w:tcPr>
+          <w:p>
+            <w:pPr>
+              <w:ind w:left="284" w:right="282" w:firstLine="567"/>
+              <w:jc w:val="center"/>
+              <w:rPr>
+                <w:sz w:val="28"/>
+              </w:rPr>
+            </w:pPr>
+            <w:r>
+              <w:rPr>
+                <w:sz w:val="28"/>
+              </w:rPr>
+              <w:t>Мгновенный</w:t>
+            </w:r>
+          </w:p>
+        </w:tc>
+        <w:tc>
+          <w:tcPr>
+            <w:tcW w:w="0" w:type="auto"/>
+            <w:hideMark/>
+          </w:tcPr>
+          <w:p>
+            <w:pPr>
+              <w:ind w:left="284" w:right="282" w:firstLine="567"/>
+              <w:jc w:val="center"/>
+              <w:rPr>
+                <w:sz w:val="28"/>
+              </w:rPr>
+            </w:pPr>
+            <w:r>
+              <w:rPr>
+                <w:sz w:val="28"/>
+              </w:rPr>
+              <w:t>Развивается постепенно</w:t>
+            </w:r>
+          </w:p>
+        </w:tc>
+      </w:tr>
+      <w:tr>
+        <w:trPr>
+          <w:trHeight w:val="911"/>
+          <w:jc w:val="center"/>
+        </w:trPr>
+        <w:tc>
+          <w:tcPr>
+            <w:tcW w:w="0" w:type="auto"/>
+            <w:hideMark/>
+          </w:tcPr>
+          <w:p>
+            <w:pPr>
+              <w:ind w:left="284" w:right="282" w:firstLine="567"/>
+              <w:jc w:val="center"/>
+              <w:rPr>
+                <w:sz w:val="28"/>
+              </w:rPr>
+            </w:pPr>
+            <w:r>
+              <w:rPr>
+                <w:sz w:val="28"/>
+              </w:rPr>
+              <w:t>Восстановление после снятия напряжения</w:t>
+            </w:r>
+          </w:p>
+        </w:tc>
+        <w:tc>
+          <w:tcPr>
+            <w:tcW w:w="0" w:type="auto"/>
+            <w:hideMark/>
+          </w:tcPr>
+          <w:p>
+            <w:pPr>
+              <w:ind w:left="284" w:right="282" w:firstLine="567"/>
+              <w:jc w:val="center"/>
+              <w:rPr>
+                <w:sz w:val="28"/>
+              </w:rPr>
+            </w:pPr>
+            <w:r>
+              <w:rPr>
+                <w:sz w:val="28"/>
+              </w:rPr>
+              <w:t>Да</w:t>
+            </w:r>
+          </w:p>
+        </w:tc>
+        <w:tc>
+          <w:tcPr>
+            <w:tcW w:w="0" w:type="auto"/>
+            <w:hideMark/>
+          </w:tcPr>
+          <w:p>
+            <w:pPr>
+              <w:ind w:left="284" w:right="282" w:firstLine="567"/>
+              <w:jc w:val="center"/>
+              <w:rPr>
+                <w:sz w:val="28"/>
+              </w:rPr>
+            </w:pPr>
+            <w:r>
+              <w:rPr>
+                <w:sz w:val="28"/>
+              </w:rPr>
+              <w:t>Нет</w:t>
+            </w:r>
+          </w:p>
+        </w:tc>
+      </w:tr>
+      <w:tr>
+        <w:trPr>
+          <w:trHeight w:val="911"/>
+          <w:jc w:val="center"/>
+        </w:trPr>
+        <w:tc>
+          <w:tcPr>
+            <w:tcW w:w="0" w:type="auto"/>
+            <w:hideMark/>
+          </w:tcPr>
+          <w:p>
+            <w:pPr>
+              <w:ind w:left="284" w:right="282" w:firstLine="567"/>
+              <w:jc w:val="center"/>
+              <w:rPr>
+                <w:sz w:val="28"/>
+              </w:rPr>
+            </w:pPr>
+            <w:r>
+              <w:rPr>
+                <w:sz w:val="28"/>
+              </w:rPr>
+              <w:t>Внешние проявления</w:t>
+            </w:r>
+          </w:p>
+        </w:tc>
+        <w:tc>
+          <w:tcPr>
+            <w:tcW w:w="0" w:type="auto"/>
+            <w:hideMark/>
+          </w:tcPr>
+          <w:p>
+            <w:pPr>
+              <w:ind w:left="284" w:right="282" w:firstLine="567"/>
+              <w:jc w:val="center"/>
+              <w:rPr>
+                <w:sz w:val="28"/>
+              </w:rPr>
+            </w:pPr>
+            <w:r>
+              <w:rPr>
+                <w:sz w:val="28"/>
+              </w:rPr>
+              <w:t>Резкий скачок тока при неизменном напряжении</w:t>
+            </w:r>
+          </w:p>
+        </w:tc>
+        <w:tc>
+          <w:tcPr>
+            <w:tcW w:w="0" w:type="auto"/>
+            <w:hideMark/>
+          </w:tcPr>
+          <w:p>
+            <w:pPr>
+              <w:ind w:left="284" w:right="282" w:firstLine="567"/>
+              <w:jc w:val="center"/>
+              <w:rPr>
+                <w:sz w:val="28"/>
+              </w:rPr>
+            </w:pPr>
+            <w:r>
+              <w:rPr>
+                <w:sz w:val="28"/>
+              </w:rPr>
+              <w:t>Ток растёт, напряжение падает</w:t>
+            </w:r>
+          </w:p>
+        </w:tc>
+      </w:tr>
+      <w:tr>
+        <w:trPr>
+          <w:trHeight w:val="911"/>
+          <w:jc w:val="center"/>
+        </w:trPr>
+        <w:tc>
+          <w:tcPr>
+            <w:tcW w:w="0" w:type="auto"/>
+            <w:hideMark/>
+          </w:tcPr>
+          <w:p>
+            <w:pPr>
+              <w:ind w:left="284" w:right="282" w:firstLine="567"/>
+              <w:jc w:val="center"/>
+              <w:rPr>
+                <w:sz w:val="28"/>
+              </w:rPr>
+            </w:pPr>
+            <w:r>
+              <w:rPr>
+                <w:sz w:val="28"/>
+              </w:rPr>
+              <w:lastRenderedPageBreak/>
+              <w:t>Разрушение корпуса</w:t>
+            </w:r>
+          </w:p>
+        </w:tc>
+        <w:tc>
+          <w:tcPr>
+            <w:tcW w:w="0" w:type="auto"/>
+            <w:hideMark/>
+          </w:tcPr>
+          <w:p>
+            <w:pPr>
+              <w:ind w:left="284" w:right="282" w:firstLine="567"/>
+              <w:jc w:val="center"/>
+              <w:rPr>
+                <w:sz w:val="28"/>
+              </w:rPr>
+            </w:pPr>
+            <w:r>
+              <w:rPr>
+                <w:sz w:val="28"/>
+              </w:rPr>
+              <w:t>Обычно нет</w:t>
+            </w:r>
+          </w:p>
+        </w:tc>
+        <w:tc>
+          <w:tcPr>
+            <w:tcW w:w="0" w:type="auto"/>
+            <w:hideMark/>
+          </w:tcPr>
+          <w:p>
+            <w:pPr>
+              <w:ind w:left="284" w:right="282" w:firstLine="567"/>
+              <w:jc w:val="center"/>
+              <w:rPr>
+                <w:sz w:val="28"/>
+              </w:rPr>
+            </w:pPr>
+            <w:r>
+              <w:rPr>
+                <w:sz w:val="28"/>
+              </w:rPr>
+              <w:t>Возможен треск, запах, расплавление</w:t>
+            </w:r>
+          </w:p>
+        </w:tc>
+      </w:tr>
+    </w:tbl>
+    <w:p>
+      <w:pPr>
+        <w:ind w:left="284" w:right="282" w:firstLine="567"/>
+        <w:jc w:val="both"/>
+        <w:rPr>
+          <w:b/>
+          <w:bCs/>
+          <w:sz w:val="28"/>
+        </w:rPr>
+      </w:pPr>
+    </w:p>
+    <w:p>
+      <w:pPr>
+        <w:ind w:left="284" w:right="282" w:firstLine="567"/>
+        <w:jc w:val="both"/>
+        <w:rPr>
+          <w:b/>
+          <w:bCs/>
+          <w:sz w:val="28"/>
+        </w:rPr>
+      </w:pPr>
+      <w:r>
+        <w:rPr>
+          <w:b/>
+          <w:bCs/>
+          <w:sz w:val="28"/>
+        </w:rPr>
+        <w:t>Источники</w:t>
+      </w:r>
+    </w:p>
+    <w:p>
+      <w:pPr>
+        <w:pStyle w:val="a4"/>
+        <w:numPr>
+          <w:ilvl w:val="0"/>
+          <w:numId w:val="21"/>
+        </w:numPr>
+        <w:ind w:left="993" w:right="282"/>
+        <w:jc w:val="both"/>
+        <w:rPr>
+          <w:sz w:val="28"/>
+        </w:rPr>
+      </w:pPr>
+      <w:r>
+        <w:rPr>
+          <w:sz w:val="28"/>
+        </w:rPr>
+        <w:t xml:space="preserve">Пасынков В.В., Чиркин Л.К. Полупроводниковые приборы: Учебное пособие для вузов. — 11-е изд., стер. — СПб.: Лань, 2023. — 480 с. </w:t>
+      </w:r>
+    </w:p>
+    <w:p>
+      <w:pPr>
+        <w:pStyle w:val="a4"/>
+        <w:numPr>
+          <w:ilvl w:val="0"/>
+          <w:numId w:val="21"/>
+        </w:numPr>
+        <w:ind w:left="993" w:right="282"/>
+        <w:jc w:val="both"/>
+        <w:rPr>
+          <w:sz w:val="28"/>
+        </w:rPr>
+      </w:pPr>
+      <w:r>
+        <w:rPr>
+          <w:sz w:val="28"/>
+        </w:rPr>
+        <w:t xml:space="preserve">Лебедев А.И. Физика полупроводниковых приборов. — М.: </w:t>
+      </w:r>
+      <w:proofErr w:type="spellStart"/>
+      <w:r>
+        <w:rPr>
+          <w:sz w:val="28"/>
+        </w:rPr>
+        <w:t>Физматлит</w:t>
+      </w:r>
+      <w:proofErr w:type="spellEnd"/>
+      <w:r>
+        <w:rPr>
+          <w:sz w:val="28"/>
+        </w:rPr>
+        <w:t xml:space="preserve">, 2008. </w:t>
+      </w:r>
+    </w:p>
+    <w:p>
+      <w:pPr>
+        <w:pStyle w:val="a4"/>
+        <w:numPr>
+          <w:ilvl w:val="0"/>
+          <w:numId w:val="21"/>
+        </w:numPr>
+        <w:ind w:left="993" w:right="282"/>
+        <w:jc w:val="both"/>
+        <w:rPr>
+          <w:sz w:val="28"/>
+        </w:rPr>
+      </w:pPr>
+      <w:proofErr w:type="spellStart"/>
+      <w:r>
+        <w:rPr>
+          <w:sz w:val="28"/>
+        </w:rPr>
+        <w:t>Мостовлянский</w:t>
+      </w:r>
+      <w:proofErr w:type="spellEnd"/>
+      <w:r>
+        <w:rPr>
+          <w:sz w:val="28"/>
+        </w:rPr>
+        <w:t xml:space="preserve"> Н.С., Хейфец Г.Я. Существование критической температуры для неразрушающего теплового пробоя транзисторов при импульсном разогреве и метод определения ее величины // Радиотехника и электроника. — 1973. — Т. 18. — № 8. — С. 1762–1763. </w:t>
+      </w:r>
+    </w:p>
+    <w:p>
+      <w:pPr>
+        <w:pStyle w:val="a4"/>
+        <w:numPr>
+          <w:ilvl w:val="0"/>
+          <w:numId w:val="21"/>
+        </w:numPr>
+        <w:ind w:left="993" w:right="282"/>
+        <w:jc w:val="both"/>
+        <w:rPr>
+          <w:sz w:val="28"/>
+        </w:rPr>
+      </w:pPr>
+      <w:proofErr w:type="spellStart"/>
+      <w:r>
+        <w:rPr>
+          <w:sz w:val="28"/>
+        </w:rPr>
+        <w:t>Оджаев</w:t>
+      </w:r>
+      <w:proofErr w:type="spellEnd"/>
+      <w:r>
+        <w:rPr>
+          <w:sz w:val="28"/>
+        </w:rPr>
+        <w:t xml:space="preserve"> В.Б. и др. Биполярные n-p-n транзисторы в интегральных схемах с расширенным интервалом области максимального значения коэффициента усиления // Приборостроение-2019: материалы 12-й Международной научно-технической конференции. — Минск: БНТУ, 2019. — С. 347–348. </w:t>
+      </w:r>
+    </w:p>
+    <w:p>
+      <w:pPr>
+        <w:pStyle w:val="a4"/>
+        <w:numPr>
+          <w:ilvl w:val="0"/>
+          <w:numId w:val="21"/>
+        </w:numPr>
+        <w:ind w:left="993" w:right="282"/>
+        <w:jc w:val="both"/>
+        <w:rPr>
+          <w:sz w:val="28"/>
+        </w:rPr>
+      </w:pPr>
+      <w:r>
+        <w:rPr>
+          <w:sz w:val="28"/>
+        </w:rPr>
+        <w:t xml:space="preserve">Емельянов А.В., Пилипенко В.А. Физические пределы вертикального масштабирования биполярных N-P-N-транзисторов // Вестник Полоцкого государственного университета. Серия C. Фундаментальные науки. — 2007. — № 9. — С. 75–78. </w:t>
+      </w:r>
+    </w:p>
+    <w:p>
+      <w:pPr>
+        <w:ind w:left="284" w:right="282" w:firstLine="567"/>
+        <w:jc w:val="both"/>
+        <w:rPr>
+          <w:b/>
+          <w:bCs/>
           <w:sz w:val="28"/>
         </w:rPr>
       </w:pPr>
@@ -6523,6 +9612,208 @@
 <file path=word/numbering.xml><?xml version="1.0" encoding="utf-8"?>
 <w:numbering xmlns:wpc="http://schemas.microsoft.com/office/word/2010/wordprocessingCanvas" xmlns:cx="http://schemas.microsoft.com/office/drawing/2014/chartex" xmlns:cx1="http://schemas.microsoft.com/office/drawing/2015/9/8/chartex" xmlns:cx2="http://schemas.microsoft.com/office/drawing/2015/10/21/chartex" xmlns:cx3="http://schemas.microsoft.com/office/drawing/2016/5/9/chartex" xmlns:cx4="http://schemas.microsoft.com/office/drawing/2016/5/10/chartex" xmlns:cx5="http://schemas.microsoft.com/office/drawing/2016/5/11/chartex" xmlns:cx6="http://schemas.microsoft.com/office/drawing/2016/5/12/chartex" xmlns:cx7="http://schemas.microsoft.com/office/drawing/2016/5/13/chartex" xmlns:cx8="http://schemas.microsoft.com/office/drawing/2016/5/14/chartex" xmlns:mc="http://schemas.openxmlformats.org/markup-compatibility/2006" xmlns:aink="http://schemas.microsoft.com/office/drawing/2016/ink" xmlns:am3d="http://schemas.microsoft.com/office/drawing/2017/model3d" xmlns:o="urn:schemas-microsoft-com:office:office" xmlns:oel="http://schemas.microsoft.com/office/2019/extlst" xmlns:r="http://schemas.openxmlformats.org/officeDocument/2006/relationships" xmlns:m="http://schemas.openxmlformats.org/officeDocument/2006/math" xmlns:v="urn:schemas-microsoft-com:vml" xmlns:wp14="http://schemas.microsoft.com/office/word/2010/wordprocessingDrawing" xmlns:wp="http://schemas.openxmlformats.org/drawingml/2006/wordprocessingDrawing" xmlns:w10="urn:schemas-microsoft-com:office:word" xmlns:w="http://schemas.openxmlformats.org/wordprocessingml/2006/main" xmlns:w14="http://schemas.microsoft.com/office/word/2010/wordml" xmlns:w15="http://schemas.microsoft.com/office/word/2012/wordml" xmlns:w16cex="http://schemas.microsoft.com/office/word/2018/wordml/cex" xmlns:w16cid="http://schemas.microsoft.com/office/word/2016/wordml/cid" xmlns:w16="http://schemas.microsoft.com/office/word/2018/wordml" xmlns:w16sdtdh="http://schemas.microsoft.com/office/word/2020/wordml/sdtdatahash" xmlns:w16se="http://schemas.microsoft.com/office/word/2015/wordml/symex" xmlns:wpg="http://schemas.microsoft.com/office/word/2010/wordprocessingGroup" xmlns:wpi="http://schemas.microsoft.com/office/word/2010/wordprocessingInk" xmlns:wne="http://schemas.microsoft.com/office/word/2006/wordml" xmlns:wps="http://schemas.microsoft.com/office/word/2010/wordprocessingShape" mc:Ignorable="w14 w15 w16se w16cid w16 w16cex w16sdtdh wp14">
   <w:abstractNum w:abstractNumId="0" w15:restartNumberingAfterBreak="0">
+    <w:nsid w:val="08124887"/>
+    <w:multiLevelType w:val="hybridMultilevel"/>
+    <w:tmpl w:val="48D0AB66"/>
+    <w:lvl w:ilvl="0" w:tplc="03A67156">
+      <w:start w:val="1"/>
+      <w:numFmt w:val="decimal"/>
+      <w:lvlText w:val="%1."/>
+      <w:lvlJc w:val="left"/>
+      <w:pPr>
+        <w:ind w:left="1065" w:hanging="360"/>
+      </w:pPr>
+      <w:rPr>
+        <w:rFonts w:hint="default"/>
+      </w:rPr>
+    </w:lvl>
+    <w:lvl w:ilvl="1" w:tplc="04190019" w:tentative="1">
+      <w:start w:val="1"/>
+      <w:numFmt w:val="lowerLetter"/>
+      <w:lvlText w:val="%2."/>
+      <w:lvlJc w:val="left"/>
+      <w:pPr>
+        <w:ind w:left="1785" w:hanging="360"/>
+      </w:pPr>
+    </w:lvl>
+    <w:lvl w:ilvl="2" w:tplc="0419001B" w:tentative="1">
+      <w:start w:val="1"/>
+      <w:numFmt w:val="lowerRoman"/>
+      <w:lvlText w:val="%3."/>
+      <w:lvlJc w:val="right"/>
+      <w:pPr>
+        <w:ind w:left="2505" w:hanging="180"/>
+      </w:pPr>
+    </w:lvl>
+    <w:lvl w:ilvl="3" w:tplc="0419000F" w:tentative="1">
+      <w:start w:val="1"/>
+      <w:numFmt w:val="decimal"/>
+      <w:lvlText w:val="%4."/>
+      <w:lvlJc w:val="left"/>
+      <w:pPr>
+        <w:ind w:left="3225" w:hanging="360"/>
+      </w:pPr>
+    </w:lvl>
+    <w:lvl w:ilvl="4" w:tplc="04190019" w:tentative="1">
+      <w:start w:val="1"/>
+      <w:numFmt w:val="lowerLetter"/>
+      <w:lvlText w:val="%5."/>
+      <w:lvlJc w:val="left"/>
+      <w:pPr>
+        <w:ind w:left="3945" w:hanging="360"/>
+      </w:pPr>
+    </w:lvl>
+    <w:lvl w:ilvl="5" w:tplc="0419001B" w:tentative="1">
+      <w:start w:val="1"/>
+      <w:numFmt w:val="lowerRoman"/>
+      <w:lvlText w:val="%6."/>
+      <w:lvlJc w:val="right"/>
+      <w:pPr>
+        <w:ind w:left="4665" w:hanging="180"/>
+      </w:pPr>
+    </w:lvl>
+    <w:lvl w:ilvl="6" w:tplc="0419000F" w:tentative="1">
+      <w:start w:val="1"/>
+      <w:numFmt w:val="decimal"/>
+      <w:lvlText w:val="%7."/>
+      <w:lvlJc w:val="left"/>
+      <w:pPr>
+        <w:ind w:left="5385" w:hanging="360"/>
+      </w:pPr>
+    </w:lvl>
+    <w:lvl w:ilvl="7" w:tplc="04190019" w:tentative="1">
+      <w:start w:val="1"/>
+      <w:numFmt w:val="lowerLetter"/>
+      <w:lvlText w:val="%8."/>
+      <w:lvlJc w:val="left"/>
+      <w:pPr>
+        <w:ind w:left="6105" w:hanging="360"/>
+      </w:pPr>
+    </w:lvl>
+    <w:lvl w:ilvl="8" w:tplc="0419001B" w:tentative="1">
+      <w:start w:val="1"/>
+      <w:numFmt w:val="lowerRoman"/>
+      <w:lvlText w:val="%9."/>
+      <w:lvlJc w:val="right"/>
+      <w:pPr>
+        <w:ind w:left="6825" w:hanging="180"/>
+      </w:pPr>
+    </w:lvl>
+  </w:abstractNum>
+  <w:abstractNum w:abstractNumId="1" w15:restartNumberingAfterBreak="0">
+    <w:nsid w:val="14F77959"/>
+    <w:multiLevelType w:val="hybridMultilevel"/>
+    <w:tmpl w:val="5F025266"/>
+    <w:lvl w:ilvl="0" w:tplc="04190001">
+      <w:start w:val="1"/>
+      <w:numFmt w:val="bullet"/>
+      <w:lvlText w:val=""/>
+      <w:lvlJc w:val="left"/>
+      <w:pPr>
+        <w:ind w:left="1080" w:hanging="360"/>
+      </w:pPr>
+      <w:rPr>
+        <w:rFonts w:ascii="Symbol" w:hAnsi="Symbol" w:hint="default"/>
+      </w:rPr>
+    </w:lvl>
+    <w:lvl w:ilvl="1" w:tplc="04190003" w:tentative="1">
+      <w:start w:val="1"/>
+      <w:numFmt w:val="bullet"/>
+      <w:lvlText w:val="o"/>
+      <w:lvlJc w:val="left"/>
+      <w:pPr>
+        <w:ind w:left="1800" w:hanging="360"/>
+      </w:pPr>
+      <w:rPr>
+        <w:rFonts w:ascii="Courier New" w:hAnsi="Courier New" w:cs="Courier New" w:hint="default"/>
+      </w:rPr>
+    </w:lvl>
+    <w:lvl w:ilvl="2" w:tplc="04190005" w:tentative="1">
+      <w:start w:val="1"/>
+      <w:numFmt w:val="bullet"/>
+      <w:lvlText w:val=""/>
+      <w:lvlJc w:val="left"/>
+      <w:pPr>
+        <w:ind w:left="2520" w:hanging="360"/>
+      </w:pPr>
+      <w:rPr>
+        <w:rFonts w:ascii="Wingdings" w:hAnsi="Wingdings" w:hint="default"/>
+      </w:rPr>
+    </w:lvl>
+    <w:lvl w:ilvl="3" w:tplc="04190001" w:tentative="1">
+      <w:start w:val="1"/>
+      <w:numFmt w:val="bullet"/>
+      <w:lvlText w:val=""/>
+      <w:lvlJc w:val="left"/>
+      <w:pPr>
+        <w:ind w:left="3240" w:hanging="360"/>
+      </w:pPr>
+      <w:rPr>
+        <w:rFonts w:ascii="Symbol" w:hAnsi="Symbol" w:hint="default"/>
+      </w:rPr>
+    </w:lvl>
+    <w:lvl w:ilvl="4" w:tplc="04190003" w:tentative="1">
+      <w:start w:val="1"/>
+      <w:numFmt w:val="bullet"/>
+      <w:lvlText w:val="o"/>
+      <w:lvlJc w:val="left"/>
+      <w:pPr>
+        <w:ind w:left="3960" w:hanging="360"/>
+      </w:pPr>
+      <w:rPr>
+        <w:rFonts w:ascii="Courier New" w:hAnsi="Courier New" w:cs="Courier New" w:hint="default"/>
+      </w:rPr>
+    </w:lvl>
+    <w:lvl w:ilvl="5" w:tplc="04190005" w:tentative="1">
+      <w:start w:val="1"/>
+      <w:numFmt w:val="bullet"/>
+      <w:lvlText w:val=""/>
+      <w:lvlJc w:val="left"/>
+      <w:pPr>
+        <w:ind w:left="4680" w:hanging="360"/>
+      </w:pPr>
+      <w:rPr>
+        <w:rFonts w:ascii="Wingdings" w:hAnsi="Wingdings" w:hint="default"/>
+      </w:rPr>
+    </w:lvl>
+    <w:lvl w:ilvl="6" w:tplc="04190001" w:tentative="1">
+      <w:start w:val="1"/>
+      <w:numFmt w:val="bullet"/>
+      <w:lvlText w:val=""/>
+      <w:lvlJc w:val="left"/>
+      <w:pPr>
+        <w:ind w:left="5400" w:hanging="360"/>
+      </w:pPr>
+      <w:rPr>
+        <w:rFonts w:ascii="Symbol" w:hAnsi="Symbol" w:hint="default"/>
+      </w:rPr>
+    </w:lvl>
+    <w:lvl w:ilvl="7" w:tplc="04190003" w:tentative="1">
+      <w:start w:val="1"/>
+      <w:numFmt w:val="bullet"/>
+      <w:lvlText w:val="o"/>
+      <w:lvlJc w:val="left"/>
+      <w:pPr>
+        <w:ind w:left="6120" w:hanging="360"/>
+      </w:pPr>
+      <w:rPr>
+        <w:rFonts w:ascii="Courier New" w:hAnsi="Courier New" w:cs="Courier New" w:hint="default"/>
+      </w:rPr>
+    </w:lvl>
+    <w:lvl w:ilvl="8" w:tplc="04190005" w:tentative="1">
+      <w:start w:val="1"/>
+      <w:numFmt w:val="bullet"/>
+      <w:lvlText w:val=""/>
+      <w:lvlJc w:val="left"/>
+      <w:pPr>
+        <w:ind w:left="6840" w:hanging="360"/>
+      </w:pPr>
+      <w:rPr>
+        <w:rFonts w:ascii="Wingdings" w:hAnsi="Wingdings" w:hint="default"/>
+      </w:rPr>
+    </w:lvl>
+  </w:abstractNum>
+  <w:abstractNum w:abstractNumId="2" w15:restartNumberingAfterBreak="0">
     <w:nsid w:val="27646E9B"/>
     <w:multiLevelType w:val="hybridMultilevel"/>
     <w:tmpl w:val="DDB28CDE"/>
@@ -6611,7 +9902,7 @@
       </w:pPr>
     </w:lvl>
   </w:abstractNum>
-  <w:abstractNum w:abstractNumId="1" w15:restartNumberingAfterBreak="0">
+  <w:abstractNum w:abstractNumId="3" w15:restartNumberingAfterBreak="0">
     <w:nsid w:val="2D304EE0"/>
     <w:multiLevelType w:val="multilevel"/>
     <w:tmpl w:val="15BAF5B4"/>
@@ -6731,7 +10022,358 @@
       </w:rPr>
     </w:lvl>
   </w:abstractNum>
-  <w:abstractNum w:abstractNumId="2" w15:restartNumberingAfterBreak="0">
+  <w:abstractNum w:abstractNumId="4" w15:restartNumberingAfterBreak="0">
+    <w:nsid w:val="2FE40946"/>
+    <w:multiLevelType w:val="hybridMultilevel"/>
+    <w:tmpl w:val="C890B1C4"/>
+    <w:lvl w:ilvl="0" w:tplc="04190001">
+      <w:start w:val="1"/>
+      <w:numFmt w:val="bullet"/>
+      <w:lvlText w:val=""/>
+      <w:lvlJc w:val="left"/>
+      <w:pPr>
+        <w:ind w:left="1080" w:hanging="360"/>
+      </w:pPr>
+      <w:rPr>
+        <w:rFonts w:ascii="Symbol" w:hAnsi="Symbol" w:hint="default"/>
+      </w:rPr>
+    </w:lvl>
+    <w:lvl w:ilvl="1" w:tplc="04190003" w:tentative="1">
+      <w:start w:val="1"/>
+      <w:numFmt w:val="bullet"/>
+      <w:lvlText w:val="o"/>
+      <w:lvlJc w:val="left"/>
+      <w:pPr>
+        <w:ind w:left="1800" w:hanging="360"/>
+      </w:pPr>
+      <w:rPr>
+        <w:rFonts w:ascii="Courier New" w:hAnsi="Courier New" w:cs="Courier New" w:hint="default"/>
+      </w:rPr>
+    </w:lvl>
+    <w:lvl w:ilvl="2" w:tplc="04190005" w:tentative="1">
+      <w:start w:val="1"/>
+      <w:numFmt w:val="bullet"/>
+      <w:lvlText w:val=""/>
+      <w:lvlJc w:val="left"/>
+      <w:pPr>
+        <w:ind w:left="2520" w:hanging="360"/>
+      </w:pPr>
+      <w:rPr>
+        <w:rFonts w:ascii="Wingdings" w:hAnsi="Wingdings" w:hint="default"/>
+      </w:rPr>
+    </w:lvl>
+    <w:lvl w:ilvl="3" w:tplc="04190001" w:tentative="1">
+      <w:start w:val="1"/>
+      <w:numFmt w:val="bullet"/>
+      <w:lvlText w:val=""/>
+      <w:lvlJc w:val="left"/>
+      <w:pPr>
+        <w:ind w:left="3240" w:hanging="360"/>
+      </w:pPr>
+      <w:rPr>
+        <w:rFonts w:ascii="Symbol" w:hAnsi="Symbol" w:hint="default"/>
+      </w:rPr>
+    </w:lvl>
+    <w:lvl w:ilvl="4" w:tplc="04190003" w:tentative="1">
+      <w:start w:val="1"/>
+      <w:numFmt w:val="bullet"/>
+      <w:lvlText w:val="o"/>
+      <w:lvlJc w:val="left"/>
+      <w:pPr>
+        <w:ind w:left="3960" w:hanging="360"/>
+      </w:pPr>
+      <w:rPr>
+        <w:rFonts w:ascii="Courier New" w:hAnsi="Courier New" w:cs="Courier New" w:hint="default"/>
+      </w:rPr>
+    </w:lvl>
+    <w:lvl w:ilvl="5" w:tplc="04190005" w:tentative="1">
+      <w:start w:val="1"/>
+      <w:numFmt w:val="bullet"/>
+      <w:lvlText w:val=""/>
+      <w:lvlJc w:val="left"/>
+      <w:pPr>
+        <w:ind w:left="4680" w:hanging="360"/>
+      </w:pPr>
+      <w:rPr>
+        <w:rFonts w:ascii="Wingdings" w:hAnsi="Wingdings" w:hint="default"/>
+      </w:rPr>
+    </w:lvl>
+    <w:lvl w:ilvl="6" w:tplc="04190001" w:tentative="1">
+      <w:start w:val="1"/>
+      <w:numFmt w:val="bullet"/>
+      <w:lvlText w:val=""/>
+      <w:lvlJc w:val="left"/>
+      <w:pPr>
+        <w:ind w:left="5400" w:hanging="360"/>
+      </w:pPr>
+      <w:rPr>
+        <w:rFonts w:ascii="Symbol" w:hAnsi="Symbol" w:hint="default"/>
+      </w:rPr>
+    </w:lvl>
+    <w:lvl w:ilvl="7" w:tplc="04190003" w:tentative="1">
+      <w:start w:val="1"/>
+      <w:numFmt w:val="bullet"/>
+      <w:lvlText w:val="o"/>
+      <w:lvlJc w:val="left"/>
+      <w:pPr>
+        <w:ind w:left="6120" w:hanging="360"/>
+      </w:pPr>
+      <w:rPr>
+        <w:rFonts w:ascii="Courier New" w:hAnsi="Courier New" w:cs="Courier New" w:hint="default"/>
+      </w:rPr>
+    </w:lvl>
+    <w:lvl w:ilvl="8" w:tplc="04190005" w:tentative="1">
+      <w:start w:val="1"/>
+      <w:numFmt w:val="bullet"/>
+      <w:lvlText w:val=""/>
+      <w:lvlJc w:val="left"/>
+      <w:pPr>
+        <w:ind w:left="6840" w:hanging="360"/>
+      </w:pPr>
+      <w:rPr>
+        <w:rFonts w:ascii="Wingdings" w:hAnsi="Wingdings" w:hint="default"/>
+      </w:rPr>
+    </w:lvl>
+  </w:abstractNum>
+  <w:abstractNum w:abstractNumId="5" w15:restartNumberingAfterBreak="0">
+    <w:nsid w:val="38BE119F"/>
+    <w:multiLevelType w:val="multilevel"/>
+    <w:tmpl w:val="69A2E2D6"/>
+    <w:lvl w:ilvl="0">
+      <w:start w:val="1"/>
+      <w:numFmt w:val="bullet"/>
+      <w:lvlText w:val=""/>
+      <w:lvlJc w:val="left"/>
+      <w:pPr>
+        <w:tabs>
+          <w:tab w:val="num" w:pos="720"/>
+        </w:tabs>
+        <w:ind w:left="720" w:hanging="360"/>
+      </w:pPr>
+      <w:rPr>
+        <w:rFonts w:ascii="Symbol" w:hAnsi="Symbol" w:hint="default"/>
+        <w:sz w:val="20"/>
+      </w:rPr>
+    </w:lvl>
+    <w:lvl w:ilvl="1" w:tentative="1">
+      <w:start w:val="1"/>
+      <w:numFmt w:val="bullet"/>
+      <w:lvlText w:val="o"/>
+      <w:lvlJc w:val="left"/>
+      <w:pPr>
+        <w:tabs>
+          <w:tab w:val="num" w:pos="1440"/>
+        </w:tabs>
+        <w:ind w:left="1440" w:hanging="360"/>
+      </w:pPr>
+      <w:rPr>
+        <w:rFonts w:ascii="Courier New" w:hAnsi="Courier New" w:hint="default"/>
+        <w:sz w:val="20"/>
+      </w:rPr>
+    </w:lvl>
+    <w:lvl w:ilvl="2" w:tentative="1">
+      <w:start w:val="1"/>
+      <w:numFmt w:val="bullet"/>
+      <w:lvlText w:val=""/>
+      <w:lvlJc w:val="left"/>
+      <w:pPr>
+        <w:tabs>
+          <w:tab w:val="num" w:pos="2160"/>
+        </w:tabs>
+        <w:ind w:left="2160" w:hanging="360"/>
+      </w:pPr>
+      <w:rPr>
+        <w:rFonts w:ascii="Wingdings" w:hAnsi="Wingdings" w:hint="default"/>
+        <w:sz w:val="20"/>
+      </w:rPr>
+    </w:lvl>
+    <w:lvl w:ilvl="3" w:tentative="1">
+      <w:start w:val="1"/>
+      <w:numFmt w:val="bullet"/>
+      <w:lvlText w:val=""/>
+      <w:lvlJc w:val="left"/>
+      <w:pPr>
+        <w:tabs>
+          <w:tab w:val="num" w:pos="2880"/>
+        </w:tabs>
+        <w:ind w:left="2880" w:hanging="360"/>
+      </w:pPr>
+      <w:rPr>
+        <w:rFonts w:ascii="Wingdings" w:hAnsi="Wingdings" w:hint="default"/>
+        <w:sz w:val="20"/>
+      </w:rPr>
+    </w:lvl>
+    <w:lvl w:ilvl="4" w:tentative="1">
+      <w:start w:val="1"/>
+      <w:numFmt w:val="bullet"/>
+      <w:lvlText w:val=""/>
+      <w:lvlJc w:val="left"/>
+      <w:pPr>
+        <w:tabs>
+          <w:tab w:val="num" w:pos="3600"/>
+        </w:tabs>
+        <w:ind w:left="3600" w:hanging="360"/>
+      </w:pPr>
+      <w:rPr>
+        <w:rFonts w:ascii="Wingdings" w:hAnsi="Wingdings" w:hint="default"/>
+        <w:sz w:val="20"/>
+      </w:rPr>
+    </w:lvl>
+    <w:lvl w:ilvl="5" w:tentative="1">
+      <w:start w:val="1"/>
+      <w:numFmt w:val="bullet"/>
+      <w:lvlText w:val=""/>
+      <w:lvlJc w:val="left"/>
+      <w:pPr>
+        <w:tabs>
+          <w:tab w:val="num" w:pos="4320"/>
+        </w:tabs>
+        <w:ind w:left="4320" w:hanging="360"/>
+      </w:pPr>
+      <w:rPr>
+        <w:rFonts w:ascii="Wingdings" w:hAnsi="Wingdings" w:hint="default"/>
+        <w:sz w:val="20"/>
+      </w:rPr>
+    </w:lvl>
+    <w:lvl w:ilvl="6" w:tentative="1">
+      <w:start w:val="1"/>
+      <w:numFmt w:val="bullet"/>
+      <w:lvlText w:val=""/>
+      <w:lvlJc w:val="left"/>
+      <w:pPr>
+        <w:tabs>
+          <w:tab w:val="num" w:pos="5040"/>
+        </w:tabs>
+        <w:ind w:left="5040" w:hanging="360"/>
+      </w:pPr>
+      <w:rPr>
+        <w:rFonts w:ascii="Wingdings" w:hAnsi="Wingdings" w:hint="default"/>
+        <w:sz w:val="20"/>
+      </w:rPr>
+    </w:lvl>
+    <w:lvl w:ilvl="7" w:tentative="1">
+      <w:start w:val="1"/>
+      <w:numFmt w:val="bullet"/>
+      <w:lvlText w:val=""/>
+      <w:lvlJc w:val="left"/>
+      <w:pPr>
+        <w:tabs>
+          <w:tab w:val="num" w:pos="5760"/>
+        </w:tabs>
+        <w:ind w:left="5760" w:hanging="360"/>
+      </w:pPr>
+      <w:rPr>
+        <w:rFonts w:ascii="Wingdings" w:hAnsi="Wingdings" w:hint="default"/>
+        <w:sz w:val="20"/>
+      </w:rPr>
+    </w:lvl>
+    <w:lvl w:ilvl="8" w:tentative="1">
+      <w:start w:val="1"/>
+      <w:numFmt w:val="bullet"/>
+      <w:lvlText w:val=""/>
+      <w:lvlJc w:val="left"/>
+      <w:pPr>
+        <w:tabs>
+          <w:tab w:val="num" w:pos="6480"/>
+        </w:tabs>
+        <w:ind w:left="6480" w:hanging="360"/>
+      </w:pPr>
+      <w:rPr>
+        <w:rFonts w:ascii="Wingdings" w:hAnsi="Wingdings" w:hint="default"/>
+        <w:sz w:val="20"/>
+      </w:rPr>
+    </w:lvl>
+  </w:abstractNum>
+  <w:abstractNum w:abstractNumId="6" w15:restartNumberingAfterBreak="0">
+    <w:nsid w:val="3E893BCB"/>
+    <w:multiLevelType w:val="hybridMultilevel"/>
+    <w:tmpl w:val="334A014E"/>
+    <w:lvl w:ilvl="0" w:tplc="03A67156">
+      <w:start w:val="1"/>
+      <w:numFmt w:val="decimal"/>
+      <w:lvlText w:val="%1."/>
+      <w:lvlJc w:val="left"/>
+      <w:pPr>
+        <w:ind w:left="1916" w:hanging="360"/>
+      </w:pPr>
+      <w:rPr>
+        <w:rFonts w:hint="default"/>
+      </w:rPr>
+    </w:lvl>
+    <w:lvl w:ilvl="1" w:tplc="04190019" w:tentative="1">
+      <w:start w:val="1"/>
+      <w:numFmt w:val="lowerLetter"/>
+      <w:lvlText w:val="%2."/>
+      <w:lvlJc w:val="left"/>
+      <w:pPr>
+        <w:ind w:left="2291" w:hanging="360"/>
+      </w:pPr>
+    </w:lvl>
+    <w:lvl w:ilvl="2" w:tplc="0419001B" w:tentative="1">
+      <w:start w:val="1"/>
+      <w:numFmt w:val="lowerRoman"/>
+      <w:lvlText w:val="%3."/>
+      <w:lvlJc w:val="right"/>
+      <w:pPr>
+        <w:ind w:left="3011" w:hanging="180"/>
+      </w:pPr>
+    </w:lvl>
+    <w:lvl w:ilvl="3" w:tplc="0419000F" w:tentative="1">
+      <w:start w:val="1"/>
+      <w:numFmt w:val="decimal"/>
+      <w:lvlText w:val="%4."/>
+      <w:lvlJc w:val="left"/>
+      <w:pPr>
+        <w:ind w:left="3731" w:hanging="360"/>
+      </w:pPr>
+    </w:lvl>
+    <w:lvl w:ilvl="4" w:tplc="04190019" w:tentative="1">
+      <w:start w:val="1"/>
+      <w:numFmt w:val="lowerLetter"/>
+      <w:lvlText w:val="%5."/>
+      <w:lvlJc w:val="left"/>
+      <w:pPr>
+        <w:ind w:left="4451" w:hanging="360"/>
+      </w:pPr>
+    </w:lvl>
+    <w:lvl w:ilvl="5" w:tplc="0419001B" w:tentative="1">
+      <w:start w:val="1"/>
+      <w:numFmt w:val="lowerRoman"/>
+      <w:lvlText w:val="%6."/>
+      <w:lvlJc w:val="right"/>
+      <w:pPr>
+        <w:ind w:left="5171" w:hanging="180"/>
+      </w:pPr>
+    </w:lvl>
+    <w:lvl w:ilvl="6" w:tplc="0419000F" w:tentative="1">
+      <w:start w:val="1"/>
+      <w:numFmt w:val="decimal"/>
+      <w:lvlText w:val="%7."/>
+      <w:lvlJc w:val="left"/>
+      <w:pPr>
+        <w:ind w:left="5891" w:hanging="360"/>
+      </w:pPr>
+    </w:lvl>
+    <w:lvl w:ilvl="7" w:tplc="04190019" w:tentative="1">
+      <w:start w:val="1"/>
+      <w:numFmt w:val="lowerLetter"/>
+      <w:lvlText w:val="%8."/>
+      <w:lvlJc w:val="left"/>
+      <w:pPr>
+        <w:ind w:left="6611" w:hanging="360"/>
+      </w:pPr>
+    </w:lvl>
+    <w:lvl w:ilvl="8" w:tplc="0419001B" w:tentative="1">
+      <w:start w:val="1"/>
+      <w:numFmt w:val="lowerRoman"/>
+      <w:lvlText w:val="%9."/>
+      <w:lvlJc w:val="right"/>
+      <w:pPr>
+        <w:ind w:left="7331" w:hanging="180"/>
+      </w:pPr>
+    </w:lvl>
+  </w:abstractNum>
+  <w:abstractNum w:abstractNumId="7" w15:restartNumberingAfterBreak="0">
     <w:nsid w:val="456C73DC"/>
     <w:multiLevelType w:val="hybridMultilevel"/>
     <w:tmpl w:val="DE62F41E"/>
@@ -6820,7 +10462,7 @@
       </w:pPr>
     </w:lvl>
   </w:abstractNum>
-  <w:abstractNum w:abstractNumId="3" w15:restartNumberingAfterBreak="0">
+  <w:abstractNum w:abstractNumId="8" w15:restartNumberingAfterBreak="0">
     <w:nsid w:val="48300C0D"/>
     <w:multiLevelType w:val="hybridMultilevel"/>
     <w:tmpl w:val="02A4C4DC"/>
@@ -6906,7 +10548,608 @@
       </w:pPr>
     </w:lvl>
   </w:abstractNum>
-  <w:abstractNum w:abstractNumId="4" w15:restartNumberingAfterBreak="0">
+  <w:abstractNum w:abstractNumId="9" w15:restartNumberingAfterBreak="0">
+    <w:nsid w:val="4D307447"/>
+    <w:multiLevelType w:val="hybridMultilevel"/>
+    <w:tmpl w:val="28AA7E02"/>
+    <w:lvl w:ilvl="0" w:tplc="04190001">
+      <w:start w:val="1"/>
+      <w:numFmt w:val="bullet"/>
+      <w:lvlText w:val=""/>
+      <w:lvlJc w:val="left"/>
+      <w:pPr>
+        <w:ind w:left="1080" w:hanging="360"/>
+      </w:pPr>
+      <w:rPr>
+        <w:rFonts w:ascii="Symbol" w:hAnsi="Symbol" w:hint="default"/>
+      </w:rPr>
+    </w:lvl>
+    <w:lvl w:ilvl="1" w:tplc="04190003" w:tentative="1">
+      <w:start w:val="1"/>
+      <w:numFmt w:val="bullet"/>
+      <w:lvlText w:val="o"/>
+      <w:lvlJc w:val="left"/>
+      <w:pPr>
+        <w:ind w:left="1800" w:hanging="360"/>
+      </w:pPr>
+      <w:rPr>
+        <w:rFonts w:ascii="Courier New" w:hAnsi="Courier New" w:cs="Courier New" w:hint="default"/>
+      </w:rPr>
+    </w:lvl>
+    <w:lvl w:ilvl="2" w:tplc="04190005" w:tentative="1">
+      <w:start w:val="1"/>
+      <w:numFmt w:val="bullet"/>
+      <w:lvlText w:val=""/>
+      <w:lvlJc w:val="left"/>
+      <w:pPr>
+        <w:ind w:left="2520" w:hanging="360"/>
+      </w:pPr>
+      <w:rPr>
+        <w:rFonts w:ascii="Wingdings" w:hAnsi="Wingdings" w:hint="default"/>
+      </w:rPr>
+    </w:lvl>
+    <w:lvl w:ilvl="3" w:tplc="04190001" w:tentative="1">
+      <w:start w:val="1"/>
+      <w:numFmt w:val="bullet"/>
+      <w:lvlText w:val=""/>
+      <w:lvlJc w:val="left"/>
+      <w:pPr>
+        <w:ind w:left="3240" w:hanging="360"/>
+      </w:pPr>
+      <w:rPr>
+        <w:rFonts w:ascii="Symbol" w:hAnsi="Symbol" w:hint="default"/>
+      </w:rPr>
+    </w:lvl>
+    <w:lvl w:ilvl="4" w:tplc="04190003" w:tentative="1">
+      <w:start w:val="1"/>
+      <w:numFmt w:val="bullet"/>
+      <w:lvlText w:val="o"/>
+      <w:lvlJc w:val="left"/>
+      <w:pPr>
+        <w:ind w:left="3960" w:hanging="360"/>
+      </w:pPr>
+      <w:rPr>
+        <w:rFonts w:ascii="Courier New" w:hAnsi="Courier New" w:cs="Courier New" w:hint="default"/>
+      </w:rPr>
+    </w:lvl>
+    <w:lvl w:ilvl="5" w:tplc="04190005" w:tentative="1">
+      <w:start w:val="1"/>
+      <w:numFmt w:val="bullet"/>
+      <w:lvlText w:val=""/>
+      <w:lvlJc w:val="left"/>
+      <w:pPr>
+        <w:ind w:left="4680" w:hanging="360"/>
+      </w:pPr>
+      <w:rPr>
+        <w:rFonts w:ascii="Wingdings" w:hAnsi="Wingdings" w:hint="default"/>
+      </w:rPr>
+    </w:lvl>
+    <w:lvl w:ilvl="6" w:tplc="04190001" w:tentative="1">
+      <w:start w:val="1"/>
+      <w:numFmt w:val="bullet"/>
+      <w:lvlText w:val=""/>
+      <w:lvlJc w:val="left"/>
+      <w:pPr>
+        <w:ind w:left="5400" w:hanging="360"/>
+      </w:pPr>
+      <w:rPr>
+        <w:rFonts w:ascii="Symbol" w:hAnsi="Symbol" w:hint="default"/>
+      </w:rPr>
+    </w:lvl>
+    <w:lvl w:ilvl="7" w:tplc="04190003" w:tentative="1">
+      <w:start w:val="1"/>
+      <w:numFmt w:val="bullet"/>
+      <w:lvlText w:val="o"/>
+      <w:lvlJc w:val="left"/>
+      <w:pPr>
+        <w:ind w:left="6120" w:hanging="360"/>
+      </w:pPr>
+      <w:rPr>
+        <w:rFonts w:ascii="Courier New" w:hAnsi="Courier New" w:cs="Courier New" w:hint="default"/>
+      </w:rPr>
+    </w:lvl>
+    <w:lvl w:ilvl="8" w:tplc="04190005" w:tentative="1">
+      <w:start w:val="1"/>
+      <w:numFmt w:val="bullet"/>
+      <w:lvlText w:val=""/>
+      <w:lvlJc w:val="left"/>
+      <w:pPr>
+        <w:ind w:left="6840" w:hanging="360"/>
+      </w:pPr>
+      <w:rPr>
+        <w:rFonts w:ascii="Wingdings" w:hAnsi="Wingdings" w:hint="default"/>
+      </w:rPr>
+    </w:lvl>
+  </w:abstractNum>
+  <w:abstractNum w:abstractNumId="10" w15:restartNumberingAfterBreak="0">
+    <w:nsid w:val="51126578"/>
+    <w:multiLevelType w:val="hybridMultilevel"/>
+    <w:tmpl w:val="E3605A70"/>
+    <w:lvl w:ilvl="0" w:tplc="04190001">
+      <w:start w:val="1"/>
+      <w:numFmt w:val="bullet"/>
+      <w:lvlText w:val=""/>
+      <w:lvlJc w:val="left"/>
+      <w:pPr>
+        <w:ind w:left="720" w:hanging="360"/>
+      </w:pPr>
+      <w:rPr>
+        <w:rFonts w:ascii="Symbol" w:hAnsi="Symbol" w:hint="default"/>
+      </w:rPr>
+    </w:lvl>
+    <w:lvl w:ilvl="1" w:tplc="04190003" w:tentative="1">
+      <w:start w:val="1"/>
+      <w:numFmt w:val="bullet"/>
+      <w:lvlText w:val="o"/>
+      <w:lvlJc w:val="left"/>
+      <w:pPr>
+        <w:ind w:left="1440" w:hanging="360"/>
+      </w:pPr>
+      <w:rPr>
+        <w:rFonts w:ascii="Courier New" w:hAnsi="Courier New" w:cs="Courier New" w:hint="default"/>
+      </w:rPr>
+    </w:lvl>
+    <w:lvl w:ilvl="2" w:tplc="04190005" w:tentative="1">
+      <w:start w:val="1"/>
+      <w:numFmt w:val="bullet"/>
+      <w:lvlText w:val=""/>
+      <w:lvlJc w:val="left"/>
+      <w:pPr>
+        <w:ind w:left="2160" w:hanging="360"/>
+      </w:pPr>
+      <w:rPr>
+        <w:rFonts w:ascii="Wingdings" w:hAnsi="Wingdings" w:hint="default"/>
+      </w:rPr>
+    </w:lvl>
+    <w:lvl w:ilvl="3" w:tplc="04190001" w:tentative="1">
+      <w:start w:val="1"/>
+      <w:numFmt w:val="bullet"/>
+      <w:lvlText w:val=""/>
+      <w:lvlJc w:val="left"/>
+      <w:pPr>
+        <w:ind w:left="2880" w:hanging="360"/>
+      </w:pPr>
+      <w:rPr>
+        <w:rFonts w:ascii="Symbol" w:hAnsi="Symbol" w:hint="default"/>
+      </w:rPr>
+    </w:lvl>
+    <w:lvl w:ilvl="4" w:tplc="04190003" w:tentative="1">
+      <w:start w:val="1"/>
+      <w:numFmt w:val="bullet"/>
+      <w:lvlText w:val="o"/>
+      <w:lvlJc w:val="left"/>
+      <w:pPr>
+        <w:ind w:left="3600" w:hanging="360"/>
+      </w:pPr>
+      <w:rPr>
+        <w:rFonts w:ascii="Courier New" w:hAnsi="Courier New" w:cs="Courier New" w:hint="default"/>
+      </w:rPr>
+    </w:lvl>
+    <w:lvl w:ilvl="5" w:tplc="04190005" w:tentative="1">
+      <w:start w:val="1"/>
+      <w:numFmt w:val="bullet"/>
+      <w:lvlText w:val=""/>
+      <w:lvlJc w:val="left"/>
+      <w:pPr>
+        <w:ind w:left="4320" w:hanging="360"/>
+      </w:pPr>
+      <w:rPr>
+        <w:rFonts w:ascii="Wingdings" w:hAnsi="Wingdings" w:hint="default"/>
+      </w:rPr>
+    </w:lvl>
+    <w:lvl w:ilvl="6" w:tplc="04190001" w:tentative="1">
+      <w:start w:val="1"/>
+      <w:numFmt w:val="bullet"/>
+      <w:lvlText w:val=""/>
+      <w:lvlJc w:val="left"/>
+      <w:pPr>
+        <w:ind w:left="5040" w:hanging="360"/>
+      </w:pPr>
+      <w:rPr>
+        <w:rFonts w:ascii="Symbol" w:hAnsi="Symbol" w:hint="default"/>
+      </w:rPr>
+    </w:lvl>
+    <w:lvl w:ilvl="7" w:tplc="04190003" w:tentative="1">
+      <w:start w:val="1"/>
+      <w:numFmt w:val="bullet"/>
+      <w:lvlText w:val="o"/>
+      <w:lvlJc w:val="left"/>
+      <w:pPr>
+        <w:ind w:left="5760" w:hanging="360"/>
+      </w:pPr>
+      <w:rPr>
+        <w:rFonts w:ascii="Courier New" w:hAnsi="Courier New" w:cs="Courier New" w:hint="default"/>
+      </w:rPr>
+    </w:lvl>
+    <w:lvl w:ilvl="8" w:tplc="04190005" w:tentative="1">
+      <w:start w:val="1"/>
+      <w:numFmt w:val="bullet"/>
+      <w:lvlText w:val=""/>
+      <w:lvlJc w:val="left"/>
+      <w:pPr>
+        <w:ind w:left="6480" w:hanging="360"/>
+      </w:pPr>
+      <w:rPr>
+        <w:rFonts w:ascii="Wingdings" w:hAnsi="Wingdings" w:hint="default"/>
+      </w:rPr>
+    </w:lvl>
+  </w:abstractNum>
+  <w:abstractNum w:abstractNumId="11" w15:restartNumberingAfterBreak="0">
+    <w:nsid w:val="547A10F4"/>
+    <w:multiLevelType w:val="hybridMultilevel"/>
+    <w:tmpl w:val="05B43F70"/>
+    <w:lvl w:ilvl="0" w:tplc="04190001">
+      <w:start w:val="1"/>
+      <w:numFmt w:val="bullet"/>
+      <w:lvlText w:val=""/>
+      <w:lvlJc w:val="left"/>
+      <w:pPr>
+        <w:ind w:left="720" w:hanging="360"/>
+      </w:pPr>
+      <w:rPr>
+        <w:rFonts w:ascii="Symbol" w:hAnsi="Symbol" w:hint="default"/>
+      </w:rPr>
+    </w:lvl>
+    <w:lvl w:ilvl="1" w:tplc="04190003" w:tentative="1">
+      <w:start w:val="1"/>
+      <w:numFmt w:val="bullet"/>
+      <w:lvlText w:val="o"/>
+      <w:lvlJc w:val="left"/>
+      <w:pPr>
+        <w:ind w:left="1440" w:hanging="360"/>
+      </w:pPr>
+      <w:rPr>
+        <w:rFonts w:ascii="Courier New" w:hAnsi="Courier New" w:cs="Courier New" w:hint="default"/>
+      </w:rPr>
+    </w:lvl>
+    <w:lvl w:ilvl="2" w:tplc="04190005" w:tentative="1">
+      <w:start w:val="1"/>
+      <w:numFmt w:val="bullet"/>
+      <w:lvlText w:val=""/>
+      <w:lvlJc w:val="left"/>
+      <w:pPr>
+        <w:ind w:left="2160" w:hanging="360"/>
+      </w:pPr>
+      <w:rPr>
+        <w:rFonts w:ascii="Wingdings" w:hAnsi="Wingdings" w:hint="default"/>
+      </w:rPr>
+    </w:lvl>
+    <w:lvl w:ilvl="3" w:tplc="04190001" w:tentative="1">
+      <w:start w:val="1"/>
+      <w:numFmt w:val="bullet"/>
+      <w:lvlText w:val=""/>
+      <w:lvlJc w:val="left"/>
+      <w:pPr>
+        <w:ind w:left="2880" w:hanging="360"/>
+      </w:pPr>
+      <w:rPr>
+        <w:rFonts w:ascii="Symbol" w:hAnsi="Symbol" w:hint="default"/>
+      </w:rPr>
+    </w:lvl>
+    <w:lvl w:ilvl="4" w:tplc="04190003" w:tentative="1">
+      <w:start w:val="1"/>
+      <w:numFmt w:val="bullet"/>
+      <w:lvlText w:val="o"/>
+      <w:lvlJc w:val="left"/>
+      <w:pPr>
+        <w:ind w:left="3600" w:hanging="360"/>
+      </w:pPr>
+      <w:rPr>
+        <w:rFonts w:ascii="Courier New" w:hAnsi="Courier New" w:cs="Courier New" w:hint="default"/>
+      </w:rPr>
+    </w:lvl>
+    <w:lvl w:ilvl="5" w:tplc="04190005" w:tentative="1">
+      <w:start w:val="1"/>
+      <w:numFmt w:val="bullet"/>
+      <w:lvlText w:val=""/>
+      <w:lvlJc w:val="left"/>
+      <w:pPr>
+        <w:ind w:left="4320" w:hanging="360"/>
+      </w:pPr>
+      <w:rPr>
+        <w:rFonts w:ascii="Wingdings" w:hAnsi="Wingdings" w:hint="default"/>
+      </w:rPr>
+    </w:lvl>
+    <w:lvl w:ilvl="6" w:tplc="04190001" w:tentative="1">
+      <w:start w:val="1"/>
+      <w:numFmt w:val="bullet"/>
+      <w:lvlText w:val=""/>
+      <w:lvlJc w:val="left"/>
+      <w:pPr>
+        <w:ind w:left="5040" w:hanging="360"/>
+      </w:pPr>
+      <w:rPr>
+        <w:rFonts w:ascii="Symbol" w:hAnsi="Symbol" w:hint="default"/>
+      </w:rPr>
+    </w:lvl>
+    <w:lvl w:ilvl="7" w:tplc="04190003" w:tentative="1">
+      <w:start w:val="1"/>
+      <w:numFmt w:val="bullet"/>
+      <w:lvlText w:val="o"/>
+      <w:lvlJc w:val="left"/>
+      <w:pPr>
+        <w:ind w:left="5760" w:hanging="360"/>
+      </w:pPr>
+      <w:rPr>
+        <w:rFonts w:ascii="Courier New" w:hAnsi="Courier New" w:cs="Courier New" w:hint="default"/>
+      </w:rPr>
+    </w:lvl>
+    <w:lvl w:ilvl="8" w:tplc="04190005" w:tentative="1">
+      <w:start w:val="1"/>
+      <w:numFmt w:val="bullet"/>
+      <w:lvlText w:val=""/>
+      <w:lvlJc w:val="left"/>
+      <w:pPr>
+        <w:ind w:left="6480" w:hanging="360"/>
+      </w:pPr>
+      <w:rPr>
+        <w:rFonts w:ascii="Wingdings" w:hAnsi="Wingdings" w:hint="default"/>
+      </w:rPr>
+    </w:lvl>
+  </w:abstractNum>
+  <w:abstractNum w:abstractNumId="12" w15:restartNumberingAfterBreak="0">
+    <w:nsid w:val="591B2D44"/>
+    <w:multiLevelType w:val="multilevel"/>
+    <w:tmpl w:val="94EC9D12"/>
+    <w:lvl w:ilvl="0">
+      <w:start w:val="1"/>
+      <w:numFmt w:val="bullet"/>
+      <w:lvlText w:val=""/>
+      <w:lvlJc w:val="left"/>
+      <w:pPr>
+        <w:tabs>
+          <w:tab w:val="num" w:pos="720"/>
+        </w:tabs>
+        <w:ind w:left="720" w:hanging="360"/>
+      </w:pPr>
+      <w:rPr>
+        <w:rFonts w:ascii="Symbol" w:hAnsi="Symbol" w:hint="default"/>
+        <w:sz w:val="20"/>
+      </w:rPr>
+    </w:lvl>
+    <w:lvl w:ilvl="1" w:tentative="1">
+      <w:start w:val="1"/>
+      <w:numFmt w:val="bullet"/>
+      <w:lvlText w:val="o"/>
+      <w:lvlJc w:val="left"/>
+      <w:pPr>
+        <w:tabs>
+          <w:tab w:val="num" w:pos="1440"/>
+        </w:tabs>
+        <w:ind w:left="1440" w:hanging="360"/>
+      </w:pPr>
+      <w:rPr>
+        <w:rFonts w:ascii="Courier New" w:hAnsi="Courier New" w:hint="default"/>
+        <w:sz w:val="20"/>
+      </w:rPr>
+    </w:lvl>
+    <w:lvl w:ilvl="2" w:tentative="1">
+      <w:start w:val="1"/>
+      <w:numFmt w:val="bullet"/>
+      <w:lvlText w:val=""/>
+      <w:lvlJc w:val="left"/>
+      <w:pPr>
+        <w:tabs>
+          <w:tab w:val="num" w:pos="2160"/>
+        </w:tabs>
+        <w:ind w:left="2160" w:hanging="360"/>
+      </w:pPr>
+      <w:rPr>
+        <w:rFonts w:ascii="Wingdings" w:hAnsi="Wingdings" w:hint="default"/>
+        <w:sz w:val="20"/>
+      </w:rPr>
+    </w:lvl>
+    <w:lvl w:ilvl="3" w:tentative="1">
+      <w:start w:val="1"/>
+      <w:numFmt w:val="bullet"/>
+      <w:lvlText w:val=""/>
+      <w:lvlJc w:val="left"/>
+      <w:pPr>
+        <w:tabs>
+          <w:tab w:val="num" w:pos="2880"/>
+        </w:tabs>
+        <w:ind w:left="2880" w:hanging="360"/>
+      </w:pPr>
+      <w:rPr>
+        <w:rFonts w:ascii="Wingdings" w:hAnsi="Wingdings" w:hint="default"/>
+        <w:sz w:val="20"/>
+      </w:rPr>
+    </w:lvl>
+    <w:lvl w:ilvl="4" w:tentative="1">
+      <w:start w:val="1"/>
+      <w:numFmt w:val="bullet"/>
+      <w:lvlText w:val=""/>
+      <w:lvlJc w:val="left"/>
+      <w:pPr>
+        <w:tabs>
+          <w:tab w:val="num" w:pos="3600"/>
+        </w:tabs>
+        <w:ind w:left="3600" w:hanging="360"/>
+      </w:pPr>
+      <w:rPr>
+        <w:rFonts w:ascii="Wingdings" w:hAnsi="Wingdings" w:hint="default"/>
+        <w:sz w:val="20"/>
+      </w:rPr>
+    </w:lvl>
+    <w:lvl w:ilvl="5" w:tentative="1">
+      <w:start w:val="1"/>
+      <w:numFmt w:val="bullet"/>
+      <w:lvlText w:val=""/>
+      <w:lvlJc w:val="left"/>
+      <w:pPr>
+        <w:tabs>
+          <w:tab w:val="num" w:pos="4320"/>
+        </w:tabs>
+        <w:ind w:left="4320" w:hanging="360"/>
+      </w:pPr>
+      <w:rPr>
+        <w:rFonts w:ascii="Wingdings" w:hAnsi="Wingdings" w:hint="default"/>
+        <w:sz w:val="20"/>
+      </w:rPr>
+    </w:lvl>
+    <w:lvl w:ilvl="6" w:tentative="1">
+      <w:start w:val="1"/>
+      <w:numFmt w:val="bullet"/>
+      <w:lvlText w:val=""/>
+      <w:lvlJc w:val="left"/>
+      <w:pPr>
+        <w:tabs>
+          <w:tab w:val="num" w:pos="5040"/>
+        </w:tabs>
+        <w:ind w:left="5040" w:hanging="360"/>
+      </w:pPr>
+      <w:rPr>
+        <w:rFonts w:ascii="Wingdings" w:hAnsi="Wingdings" w:hint="default"/>
+        <w:sz w:val="20"/>
+      </w:rPr>
+    </w:lvl>
+    <w:lvl w:ilvl="7" w:tentative="1">
+      <w:start w:val="1"/>
+      <w:numFmt w:val="bullet"/>
+      <w:lvlText w:val=""/>
+      <w:lvlJc w:val="left"/>
+      <w:pPr>
+        <w:tabs>
+          <w:tab w:val="num" w:pos="5760"/>
+        </w:tabs>
+        <w:ind w:left="5760" w:hanging="360"/>
+      </w:pPr>
+      <w:rPr>
+        <w:rFonts w:ascii="Wingdings" w:hAnsi="Wingdings" w:hint="default"/>
+        <w:sz w:val="20"/>
+      </w:rPr>
+    </w:lvl>
+    <w:lvl w:ilvl="8" w:tentative="1">
+      <w:start w:val="1"/>
+      <w:numFmt w:val="bullet"/>
+      <w:lvlText w:val=""/>
+      <w:lvlJc w:val="left"/>
+      <w:pPr>
+        <w:tabs>
+          <w:tab w:val="num" w:pos="6480"/>
+        </w:tabs>
+        <w:ind w:left="6480" w:hanging="360"/>
+      </w:pPr>
+      <w:rPr>
+        <w:rFonts w:ascii="Wingdings" w:hAnsi="Wingdings" w:hint="default"/>
+        <w:sz w:val="20"/>
+      </w:rPr>
+    </w:lvl>
+  </w:abstractNum>
+  <w:abstractNum w:abstractNumId="13" w15:restartNumberingAfterBreak="0">
+    <w:nsid w:val="6E325585"/>
+    <w:multiLevelType w:val="hybridMultilevel"/>
+    <w:tmpl w:val="275C7A5C"/>
+    <w:lvl w:ilvl="0" w:tplc="04190001">
+      <w:start w:val="1"/>
+      <w:numFmt w:val="bullet"/>
+      <w:lvlText w:val=""/>
+      <w:lvlJc w:val="left"/>
+      <w:pPr>
+        <w:ind w:left="1080" w:hanging="360"/>
+      </w:pPr>
+      <w:rPr>
+        <w:rFonts w:ascii="Symbol" w:hAnsi="Symbol" w:hint="default"/>
+      </w:rPr>
+    </w:lvl>
+    <w:lvl w:ilvl="1" w:tplc="04190003" w:tentative="1">
+      <w:start w:val="1"/>
+      <w:numFmt w:val="bullet"/>
+      <w:lvlText w:val="o"/>
+      <w:lvlJc w:val="left"/>
+      <w:pPr>
+        <w:ind w:left="1800" w:hanging="360"/>
+      </w:pPr>
+      <w:rPr>
+        <w:rFonts w:ascii="Courier New" w:hAnsi="Courier New" w:cs="Courier New" w:hint="default"/>
+      </w:rPr>
+    </w:lvl>
+    <w:lvl w:ilvl="2" w:tplc="04190005" w:tentative="1">
+      <w:start w:val="1"/>
+      <w:numFmt w:val="bullet"/>
+      <w:lvlText w:val=""/>
+      <w:lvlJc w:val="left"/>
+      <w:pPr>
+        <w:ind w:left="2520" w:hanging="360"/>
+      </w:pPr>
+      <w:rPr>
+        <w:rFonts w:ascii="Wingdings" w:hAnsi="Wingdings" w:hint="default"/>
+      </w:rPr>
+    </w:lvl>
+    <w:lvl w:ilvl="3" w:tplc="04190001" w:tentative="1">
+      <w:start w:val="1"/>
+      <w:numFmt w:val="bullet"/>
+      <w:lvlText w:val=""/>
+      <w:lvlJc w:val="left"/>
+      <w:pPr>
+        <w:ind w:left="3240" w:hanging="360"/>
+      </w:pPr>
+      <w:rPr>
+        <w:rFonts w:ascii="Symbol" w:hAnsi="Symbol" w:hint="default"/>
+      </w:rPr>
+    </w:lvl>
+    <w:lvl w:ilvl="4" w:tplc="04190003" w:tentative="1">
+      <w:start w:val="1"/>
+      <w:numFmt w:val="bullet"/>
+      <w:lvlText w:val="o"/>
+      <w:lvlJc w:val="left"/>
+      <w:pPr>
+        <w:ind w:left="3960" w:hanging="360"/>
+      </w:pPr>
+      <w:rPr>
+        <w:rFonts w:ascii="Courier New" w:hAnsi="Courier New" w:cs="Courier New" w:hint="default"/>
+      </w:rPr>
+    </w:lvl>
+    <w:lvl w:ilvl="5" w:tplc="04190005" w:tentative="1">
+      <w:start w:val="1"/>
+      <w:numFmt w:val="bullet"/>
+      <w:lvlText w:val=""/>
+      <w:lvlJc w:val="left"/>
+      <w:pPr>
+        <w:ind w:left="4680" w:hanging="360"/>
+      </w:pPr>
+      <w:rPr>
+        <w:rFonts w:ascii="Wingdings" w:hAnsi="Wingdings" w:hint="default"/>
+      </w:rPr>
+    </w:lvl>
+    <w:lvl w:ilvl="6" w:tplc="04190001" w:tentative="1">
+      <w:start w:val="1"/>
+      <w:numFmt w:val="bullet"/>
+      <w:lvlText w:val=""/>
+      <w:lvlJc w:val="left"/>
+      <w:pPr>
+        <w:ind w:left="5400" w:hanging="360"/>
+      </w:pPr>
+      <w:rPr>
+        <w:rFonts w:ascii="Symbol" w:hAnsi="Symbol" w:hint="default"/>
+      </w:rPr>
+    </w:lvl>
+    <w:lvl w:ilvl="7" w:tplc="04190003" w:tentative="1">
+      <w:start w:val="1"/>
+      <w:numFmt w:val="bullet"/>
+      <w:lvlText w:val="o"/>
+      <w:lvlJc w:val="left"/>
+      <w:pPr>
+        <w:ind w:left="6120" w:hanging="360"/>
+      </w:pPr>
+      <w:rPr>
+        <w:rFonts w:ascii="Courier New" w:hAnsi="Courier New" w:cs="Courier New" w:hint="default"/>
+      </w:rPr>
+    </w:lvl>
+    <w:lvl w:ilvl="8" w:tplc="04190005" w:tentative="1">
+      <w:start w:val="1"/>
+      <w:numFmt w:val="bullet"/>
+      <w:lvlText w:val=""/>
+      <w:lvlJc w:val="left"/>
+      <w:pPr>
+        <w:ind w:left="6840" w:hanging="360"/>
+      </w:pPr>
+      <w:rPr>
+        <w:rFonts w:ascii="Wingdings" w:hAnsi="Wingdings" w:hint="default"/>
+      </w:rPr>
+    </w:lvl>
+  </w:abstractNum>
+  <w:abstractNum w:abstractNumId="14" w15:restartNumberingAfterBreak="0">
     <w:nsid w:val="7703727E"/>
     <w:multiLevelType w:val="multilevel"/>
     <w:tmpl w:val="B9DA4F1C"/>
@@ -7000,7 +11243,156 @@
       </w:pPr>
     </w:lvl>
   </w:abstractNum>
-  <w:abstractNum w:abstractNumId="5" w15:restartNumberingAfterBreak="0">
+  <w:abstractNum w:abstractNumId="15" w15:restartNumberingAfterBreak="0">
+    <w:nsid w:val="79BB3F8C"/>
+    <w:multiLevelType w:val="multilevel"/>
+    <w:tmpl w:val="39EC8DF4"/>
+    <w:lvl w:ilvl="0">
+      <w:start w:val="1"/>
+      <w:numFmt w:val="bullet"/>
+      <w:lvlText w:val=""/>
+      <w:lvlJc w:val="left"/>
+      <w:pPr>
+        <w:tabs>
+          <w:tab w:val="num" w:pos="720"/>
+        </w:tabs>
+        <w:ind w:left="720" w:hanging="360"/>
+      </w:pPr>
+      <w:rPr>
+        <w:rFonts w:ascii="Symbol" w:hAnsi="Symbol" w:hint="default"/>
+        <w:sz w:val="20"/>
+      </w:rPr>
+    </w:lvl>
+    <w:lvl w:ilvl="1" w:tentative="1">
+      <w:start w:val="1"/>
+      <w:numFmt w:val="bullet"/>
+      <w:lvlText w:val="o"/>
+      <w:lvlJc w:val="left"/>
+      <w:pPr>
+        <w:tabs>
+          <w:tab w:val="num" w:pos="1440"/>
+        </w:tabs>
+        <w:ind w:left="1440" w:hanging="360"/>
+      </w:pPr>
+      <w:rPr>
+        <w:rFonts w:ascii="Courier New" w:hAnsi="Courier New" w:hint="default"/>
+        <w:sz w:val="20"/>
+      </w:rPr>
+    </w:lvl>
+    <w:lvl w:ilvl="2" w:tentative="1">
+      <w:start w:val="1"/>
+      <w:numFmt w:val="bullet"/>
+      <w:lvlText w:val=""/>
+      <w:lvlJc w:val="left"/>
+      <w:pPr>
+        <w:tabs>
+          <w:tab w:val="num" w:pos="2160"/>
+        </w:tabs>
+        <w:ind w:left="2160" w:hanging="360"/>
+      </w:pPr>
+      <w:rPr>
+        <w:rFonts w:ascii="Wingdings" w:hAnsi="Wingdings" w:hint="default"/>
+        <w:sz w:val="20"/>
+      </w:rPr>
+    </w:lvl>
+    <w:lvl w:ilvl="3" w:tentative="1">
+      <w:start w:val="1"/>
+      <w:numFmt w:val="bullet"/>
+      <w:lvlText w:val=""/>
+      <w:lvlJc w:val="left"/>
+      <w:pPr>
+        <w:tabs>
+          <w:tab w:val="num" w:pos="2880"/>
+        </w:tabs>
+        <w:ind w:left="2880" w:hanging="360"/>
+      </w:pPr>
+      <w:rPr>
+        <w:rFonts w:ascii="Wingdings" w:hAnsi="Wingdings" w:hint="default"/>
+        <w:sz w:val="20"/>
+      </w:rPr>
+    </w:lvl>
+    <w:lvl w:ilvl="4" w:tentative="1">
+      <w:start w:val="1"/>
+      <w:numFmt w:val="bullet"/>
+      <w:lvlText w:val=""/>
+      <w:lvlJc w:val="left"/>
+      <w:pPr>
+        <w:tabs>
+          <w:tab w:val="num" w:pos="3600"/>
+        </w:tabs>
+        <w:ind w:left="3600" w:hanging="360"/>
+      </w:pPr>
+      <w:rPr>
+        <w:rFonts w:ascii="Wingdings" w:hAnsi="Wingdings" w:hint="default"/>
+        <w:sz w:val="20"/>
+      </w:rPr>
+    </w:lvl>
+    <w:lvl w:ilvl="5" w:tentative="1">
+      <w:start w:val="1"/>
+      <w:numFmt w:val="bullet"/>
+      <w:lvlText w:val=""/>
+      <w:lvlJc w:val="left"/>
+      <w:pPr>
+        <w:tabs>
+          <w:tab w:val="num" w:pos="4320"/>
+        </w:tabs>
+        <w:ind w:left="4320" w:hanging="360"/>
+      </w:pPr>
+      <w:rPr>
+        <w:rFonts w:ascii="Wingdings" w:hAnsi="Wingdings" w:hint="default"/>
+        <w:sz w:val="20"/>
+      </w:rPr>
+    </w:lvl>
+    <w:lvl w:ilvl="6" w:tentative="1">
+      <w:start w:val="1"/>
+      <w:numFmt w:val="bullet"/>
+      <w:lvlText w:val=""/>
+      <w:lvlJc w:val="left"/>
+      <w:pPr>
+        <w:tabs>
+          <w:tab w:val="num" w:pos="5040"/>
+        </w:tabs>
+        <w:ind w:left="5040" w:hanging="360"/>
+      </w:pPr>
+      <w:rPr>
+        <w:rFonts w:ascii="Wingdings" w:hAnsi="Wingdings" w:hint="default"/>
+        <w:sz w:val="20"/>
+      </w:rPr>
+    </w:lvl>
+    <w:lvl w:ilvl="7" w:tentative="1">
+      <w:start w:val="1"/>
+      <w:numFmt w:val="bullet"/>
+      <w:lvlText w:val=""/>
+      <w:lvlJc w:val="left"/>
+      <w:pPr>
+        <w:tabs>
+          <w:tab w:val="num" w:pos="5760"/>
+        </w:tabs>
+        <w:ind w:left="5760" w:hanging="360"/>
+      </w:pPr>
+      <w:rPr>
+        <w:rFonts w:ascii="Wingdings" w:hAnsi="Wingdings" w:hint="default"/>
+        <w:sz w:val="20"/>
+      </w:rPr>
+    </w:lvl>
+    <w:lvl w:ilvl="8" w:tentative="1">
+      <w:start w:val="1"/>
+      <w:numFmt w:val="bullet"/>
+      <w:lvlText w:val=""/>
+      <w:lvlJc w:val="left"/>
+      <w:pPr>
+        <w:tabs>
+          <w:tab w:val="num" w:pos="6480"/>
+        </w:tabs>
+        <w:ind w:left="6480" w:hanging="360"/>
+      </w:pPr>
+      <w:rPr>
+        <w:rFonts w:ascii="Wingdings" w:hAnsi="Wingdings" w:hint="default"/>
+        <w:sz w:val="20"/>
+      </w:rPr>
+    </w:lvl>
+  </w:abstractNum>
+  <w:abstractNum w:abstractNumId="16" w15:restartNumberingAfterBreak="0">
     <w:nsid w:val="7D5C018B"/>
     <w:multiLevelType w:val="hybridMultilevel"/>
     <w:tmpl w:val="D48C836A"/>
@@ -7090,10 +11482,314 @@
       </w:pPr>
     </w:lvl>
   </w:abstractNum>
+  <w:abstractNum w:abstractNumId="17" w15:restartNumberingAfterBreak="0">
+    <w:nsid w:val="7D904956"/>
+    <w:multiLevelType w:val="hybridMultilevel"/>
+    <w:tmpl w:val="A2762B98"/>
+    <w:lvl w:ilvl="0" w:tplc="03A67156">
+      <w:start w:val="1"/>
+      <w:numFmt w:val="decimal"/>
+      <w:lvlText w:val="%1."/>
+      <w:lvlJc w:val="left"/>
+      <w:pPr>
+        <w:ind w:left="1065" w:hanging="360"/>
+      </w:pPr>
+      <w:rPr>
+        <w:rFonts w:hint="default"/>
+      </w:rPr>
+    </w:lvl>
+    <w:lvl w:ilvl="1" w:tplc="FFFFFFFF" w:tentative="1">
+      <w:start w:val="1"/>
+      <w:numFmt w:val="lowerLetter"/>
+      <w:lvlText w:val="%2."/>
+      <w:lvlJc w:val="left"/>
+      <w:pPr>
+        <w:ind w:left="1785" w:hanging="360"/>
+      </w:pPr>
+    </w:lvl>
+    <w:lvl w:ilvl="2" w:tplc="FFFFFFFF" w:tentative="1">
+      <w:start w:val="1"/>
+      <w:numFmt w:val="lowerRoman"/>
+      <w:lvlText w:val="%3."/>
+      <w:lvlJc w:val="right"/>
+      <w:pPr>
+        <w:ind w:left="2505" w:hanging="180"/>
+      </w:pPr>
+    </w:lvl>
+    <w:lvl w:ilvl="3" w:tplc="FFFFFFFF" w:tentative="1">
+      <w:start w:val="1"/>
+      <w:numFmt w:val="decimal"/>
+      <w:lvlText w:val="%4."/>
+      <w:lvlJc w:val="left"/>
+      <w:pPr>
+        <w:ind w:left="3225" w:hanging="360"/>
+      </w:pPr>
+    </w:lvl>
+    <w:lvl w:ilvl="4" w:tplc="FFFFFFFF" w:tentative="1">
+      <w:start w:val="1"/>
+      <w:numFmt w:val="lowerLetter"/>
+      <w:lvlText w:val="%5."/>
+      <w:lvlJc w:val="left"/>
+      <w:pPr>
+        <w:ind w:left="3945" w:hanging="360"/>
+      </w:pPr>
+    </w:lvl>
+    <w:lvl w:ilvl="5" w:tplc="FFFFFFFF" w:tentative="1">
+      <w:start w:val="1"/>
+      <w:numFmt w:val="lowerRoman"/>
+      <w:lvlText w:val="%6."/>
+      <w:lvlJc w:val="right"/>
+      <w:pPr>
+        <w:ind w:left="4665" w:hanging="180"/>
+      </w:pPr>
+    </w:lvl>
+    <w:lvl w:ilvl="6" w:tplc="FFFFFFFF" w:tentative="1">
+      <w:start w:val="1"/>
+      <w:numFmt w:val="decimal"/>
+      <w:lvlText w:val="%7."/>
+      <w:lvlJc w:val="left"/>
+      <w:pPr>
+        <w:ind w:left="5385" w:hanging="360"/>
+      </w:pPr>
+    </w:lvl>
+    <w:lvl w:ilvl="7" w:tplc="FFFFFFFF" w:tentative="1">
+      <w:start w:val="1"/>
+      <w:numFmt w:val="lowerLetter"/>
+      <w:lvlText w:val="%8."/>
+      <w:lvlJc w:val="left"/>
+      <w:pPr>
+        <w:ind w:left="6105" w:hanging="360"/>
+      </w:pPr>
+    </w:lvl>
+    <w:lvl w:ilvl="8" w:tplc="FFFFFFFF" w:tentative="1">
+      <w:start w:val="1"/>
+      <w:numFmt w:val="lowerRoman"/>
+      <w:lvlText w:val="%9."/>
+      <w:lvlJc w:val="right"/>
+      <w:pPr>
+        <w:ind w:left="6825" w:hanging="180"/>
+      </w:pPr>
+    </w:lvl>
+  </w:abstractNum>
+  <w:abstractNum w:abstractNumId="18" w15:restartNumberingAfterBreak="0">
+    <w:nsid w:val="7DF61E26"/>
+    <w:multiLevelType w:val="multilevel"/>
+    <w:tmpl w:val="818E85DE"/>
+    <w:lvl w:ilvl="0">
+      <w:start w:val="1"/>
+      <w:numFmt w:val="bullet"/>
+      <w:lvlText w:val=""/>
+      <w:lvlJc w:val="left"/>
+      <w:pPr>
+        <w:tabs>
+          <w:tab w:val="num" w:pos="720"/>
+        </w:tabs>
+        <w:ind w:left="720" w:hanging="360"/>
+      </w:pPr>
+      <w:rPr>
+        <w:rFonts w:ascii="Symbol" w:hAnsi="Symbol" w:hint="default"/>
+        <w:sz w:val="20"/>
+      </w:rPr>
+    </w:lvl>
+    <w:lvl w:ilvl="1" w:tentative="1">
+      <w:start w:val="1"/>
+      <w:numFmt w:val="bullet"/>
+      <w:lvlText w:val="o"/>
+      <w:lvlJc w:val="left"/>
+      <w:pPr>
+        <w:tabs>
+          <w:tab w:val="num" w:pos="1440"/>
+        </w:tabs>
+        <w:ind w:left="1440" w:hanging="360"/>
+      </w:pPr>
+      <w:rPr>
+        <w:rFonts w:ascii="Courier New" w:hAnsi="Courier New" w:hint="default"/>
+        <w:sz w:val="20"/>
+      </w:rPr>
+    </w:lvl>
+    <w:lvl w:ilvl="2" w:tentative="1">
+      <w:start w:val="1"/>
+      <w:numFmt w:val="bullet"/>
+      <w:lvlText w:val=""/>
+      <w:lvlJc w:val="left"/>
+      <w:pPr>
+        <w:tabs>
+          <w:tab w:val="num" w:pos="2160"/>
+        </w:tabs>
+        <w:ind w:left="2160" w:hanging="360"/>
+      </w:pPr>
+      <w:rPr>
+        <w:rFonts w:ascii="Wingdings" w:hAnsi="Wingdings" w:hint="default"/>
+        <w:sz w:val="20"/>
+      </w:rPr>
+    </w:lvl>
+    <w:lvl w:ilvl="3" w:tentative="1">
+      <w:start w:val="1"/>
+      <w:numFmt w:val="bullet"/>
+      <w:lvlText w:val=""/>
+      <w:lvlJc w:val="left"/>
+      <w:pPr>
+        <w:tabs>
+          <w:tab w:val="num" w:pos="2880"/>
+        </w:tabs>
+        <w:ind w:left="2880" w:hanging="360"/>
+      </w:pPr>
+      <w:rPr>
+        <w:rFonts w:ascii="Wingdings" w:hAnsi="Wingdings" w:hint="default"/>
+        <w:sz w:val="20"/>
+      </w:rPr>
+    </w:lvl>
+    <w:lvl w:ilvl="4" w:tentative="1">
+      <w:start w:val="1"/>
+      <w:numFmt w:val="bullet"/>
+      <w:lvlText w:val=""/>
+      <w:lvlJc w:val="left"/>
+      <w:pPr>
+        <w:tabs>
+          <w:tab w:val="num" w:pos="3600"/>
+        </w:tabs>
+        <w:ind w:left="3600" w:hanging="360"/>
+      </w:pPr>
+      <w:rPr>
+        <w:rFonts w:ascii="Wingdings" w:hAnsi="Wingdings" w:hint="default"/>
+        <w:sz w:val="20"/>
+      </w:rPr>
+    </w:lvl>
+    <w:lvl w:ilvl="5" w:tentative="1">
+      <w:start w:val="1"/>
+      <w:numFmt w:val="bullet"/>
+      <w:lvlText w:val=""/>
+      <w:lvlJc w:val="left"/>
+      <w:pPr>
+        <w:tabs>
+          <w:tab w:val="num" w:pos="4320"/>
+        </w:tabs>
+        <w:ind w:left="4320" w:hanging="360"/>
+      </w:pPr>
+      <w:rPr>
+        <w:rFonts w:ascii="Wingdings" w:hAnsi="Wingdings" w:hint="default"/>
+        <w:sz w:val="20"/>
+      </w:rPr>
+    </w:lvl>
+    <w:lvl w:ilvl="6" w:tentative="1">
+      <w:start w:val="1"/>
+      <w:numFmt w:val="bullet"/>
+      <w:lvlText w:val=""/>
+      <w:lvlJc w:val="left"/>
+      <w:pPr>
+        <w:tabs>
+          <w:tab w:val="num" w:pos="5040"/>
+        </w:tabs>
+        <w:ind w:left="5040" w:hanging="360"/>
+      </w:pPr>
+      <w:rPr>
+        <w:rFonts w:ascii="Wingdings" w:hAnsi="Wingdings" w:hint="default"/>
+        <w:sz w:val="20"/>
+      </w:rPr>
+    </w:lvl>
+    <w:lvl w:ilvl="7" w:tentative="1">
+      <w:start w:val="1"/>
+      <w:numFmt w:val="bullet"/>
+      <w:lvlText w:val=""/>
+      <w:lvlJc w:val="left"/>
+      <w:pPr>
+        <w:tabs>
+          <w:tab w:val="num" w:pos="5760"/>
+        </w:tabs>
+        <w:ind w:left="5760" w:hanging="360"/>
+      </w:pPr>
+      <w:rPr>
+        <w:rFonts w:ascii="Wingdings" w:hAnsi="Wingdings" w:hint="default"/>
+        <w:sz w:val="20"/>
+      </w:rPr>
+    </w:lvl>
+    <w:lvl w:ilvl="8" w:tentative="1">
+      <w:start w:val="1"/>
+      <w:numFmt w:val="bullet"/>
+      <w:lvlText w:val=""/>
+      <w:lvlJc w:val="left"/>
+      <w:pPr>
+        <w:tabs>
+          <w:tab w:val="num" w:pos="6480"/>
+        </w:tabs>
+        <w:ind w:left="6480" w:hanging="360"/>
+      </w:pPr>
+      <w:rPr>
+        <w:rFonts w:ascii="Wingdings" w:hAnsi="Wingdings" w:hint="default"/>
+        <w:sz w:val="20"/>
+      </w:rPr>
+    </w:lvl>
+  </w:abstractNum>
   <w:num w:numId="1" w16cid:durableId="1767459726">
-    <w:abstractNumId w:val="5"/>
+    <w:abstractNumId w:val="16"/>
   </w:num>
   <w:num w:numId="2" w16cid:durableId="953827973">
+    <w:abstractNumId w:val="8"/>
+    <w:lvlOverride w:ilvl="0">
+      <w:startOverride w:val="1"/>
+    </w:lvlOverride>
+    <w:lvlOverride w:ilvl="1">
+      <w:startOverride w:val="1"/>
+    </w:lvlOverride>
+    <w:lvlOverride w:ilvl="2">
+      <w:startOverride w:val="1"/>
+    </w:lvlOverride>
+    <w:lvlOverride w:ilvl="3">
+      <w:startOverride w:val="1"/>
+    </w:lvlOverride>
+    <w:lvlOverride w:ilvl="4">
+      <w:startOverride w:val="1"/>
+    </w:lvlOverride>
+    <w:lvlOverride w:ilvl="5">
+      <w:startOverride w:val="1"/>
+    </w:lvlOverride>
+    <w:lvlOverride w:ilvl="6">
+      <w:startOverride w:val="1"/>
+    </w:lvlOverride>
+    <w:lvlOverride w:ilvl="7">
+      <w:startOverride w:val="1"/>
+    </w:lvlOverride>
+    <w:lvlOverride w:ilvl="8">
+      <w:startOverride w:val="1"/>
+    </w:lvlOverride>
+  </w:num>
+  <w:num w:numId="3" w16cid:durableId="65999836">
+    <w:abstractNumId w:val="14"/>
+    <w:lvlOverride w:ilvl="0">
+      <w:startOverride w:val="1"/>
+    </w:lvlOverride>
+    <w:lvlOverride w:ilvl="1">
+      <w:startOverride w:val="1"/>
+    </w:lvlOverride>
+    <w:lvlOverride w:ilvl="2">
+      <w:startOverride w:val="1"/>
+    </w:lvlOverride>
+    <w:lvlOverride w:ilvl="3">
+      <w:startOverride w:val="1"/>
+    </w:lvlOverride>
+    <w:lvlOverride w:ilvl="4">
+      <w:startOverride w:val="1"/>
+    </w:lvlOverride>
+    <w:lvlOverride w:ilvl="5">
+      <w:startOverride w:val="1"/>
+    </w:lvlOverride>
+    <w:lvlOverride w:ilvl="6">
+      <w:startOverride w:val="1"/>
+    </w:lvlOverride>
+    <w:lvlOverride w:ilvl="7">
+      <w:startOverride w:val="1"/>
+    </w:lvlOverride>
+    <w:lvlOverride w:ilvl="8">
+      <w:startOverride w:val="1"/>
+    </w:lvlOverride>
+  </w:num>
+  <w:num w:numId="4" w16cid:durableId="1390420702">
+    <w:abstractNumId w:val="3"/>
+  </w:num>
+  <w:num w:numId="5" w16cid:durableId="213271734">
+    <w:abstractNumId w:val="8"/>
+  </w:num>
+  <w:num w:numId="6" w16cid:durableId="747731432">
     <w:abstractNumId w:val="3"/>
     <w:lvlOverride w:ilvl="0">
       <w:startOverride w:val="1"/>
@@ -7123,77 +11819,50 @@
       <w:startOverride w:val="1"/>
     </w:lvlOverride>
   </w:num>
-  <w:num w:numId="3" w16cid:durableId="65999836">
+  <w:num w:numId="7" w16cid:durableId="1558323753">
+    <w:abstractNumId w:val="2"/>
+  </w:num>
+  <w:num w:numId="8" w16cid:durableId="2128085823">
+    <w:abstractNumId w:val="7"/>
+  </w:num>
+  <w:num w:numId="9" w16cid:durableId="859322826">
+    <w:abstractNumId w:val="12"/>
+  </w:num>
+  <w:num w:numId="10" w16cid:durableId="1983731176">
+    <w:abstractNumId w:val="5"/>
+  </w:num>
+  <w:num w:numId="11" w16cid:durableId="543060873">
+    <w:abstractNumId w:val="15"/>
+  </w:num>
+  <w:num w:numId="12" w16cid:durableId="743376175">
+    <w:abstractNumId w:val="0"/>
+  </w:num>
+  <w:num w:numId="13" w16cid:durableId="541869382">
+    <w:abstractNumId w:val="10"/>
+  </w:num>
+  <w:num w:numId="14" w16cid:durableId="1111167688">
     <w:abstractNumId w:val="4"/>
-    <w:lvlOverride w:ilvl="0">
-      <w:startOverride w:val="1"/>
-    </w:lvlOverride>
-    <w:lvlOverride w:ilvl="1">
-      <w:startOverride w:val="1"/>
-    </w:lvlOverride>
-    <w:lvlOverride w:ilvl="2">
-      <w:startOverride w:val="1"/>
-    </w:lvlOverride>
-    <w:lvlOverride w:ilvl="3">
-      <w:startOverride w:val="1"/>
-    </w:lvlOverride>
-    <w:lvlOverride w:ilvl="4">
-      <w:startOverride w:val="1"/>
-    </w:lvlOverride>
-    <w:lvlOverride w:ilvl="5">
-      <w:startOverride w:val="1"/>
-    </w:lvlOverride>
-    <w:lvlOverride w:ilvl="6">
-      <w:startOverride w:val="1"/>
-    </w:lvlOverride>
-    <w:lvlOverride w:ilvl="7">
-      <w:startOverride w:val="1"/>
-    </w:lvlOverride>
-    <w:lvlOverride w:ilvl="8">
-      <w:startOverride w:val="1"/>
-    </w:lvlOverride>
   </w:num>
-  <w:num w:numId="4" w16cid:durableId="1390420702">
+  <w:num w:numId="15" w16cid:durableId="1617758119">
+    <w:abstractNumId w:val="11"/>
+  </w:num>
+  <w:num w:numId="16" w16cid:durableId="208805048">
+    <w:abstractNumId w:val="13"/>
+  </w:num>
+  <w:num w:numId="17" w16cid:durableId="1624924450">
     <w:abstractNumId w:val="1"/>
   </w:num>
-  <w:num w:numId="5" w16cid:durableId="213271734">
-    <w:abstractNumId w:val="3"/>
+  <w:num w:numId="18" w16cid:durableId="8416900">
+    <w:abstractNumId w:val="18"/>
   </w:num>
-  <w:num w:numId="6" w16cid:durableId="747731432">
-    <w:abstractNumId w:val="1"/>
-    <w:lvlOverride w:ilvl="0">
-      <w:startOverride w:val="1"/>
-    </w:lvlOverride>
-    <w:lvlOverride w:ilvl="1">
-      <w:startOverride w:val="1"/>
-    </w:lvlOverride>
-    <w:lvlOverride w:ilvl="2">
-      <w:startOverride w:val="1"/>
-    </w:lvlOverride>
-    <w:lvlOverride w:ilvl="3">
-      <w:startOverride w:val="1"/>
-    </w:lvlOverride>
-    <w:lvlOverride w:ilvl="4">
-      <w:startOverride w:val="1"/>
-    </w:lvlOverride>
-    <w:lvlOverride w:ilvl="5">
-      <w:startOverride w:val="1"/>
-    </w:lvlOverride>
-    <w:lvlOverride w:ilvl="6">
-      <w:startOverride w:val="1"/>
-    </w:lvlOverride>
-    <w:lvlOverride w:ilvl="7">
-      <w:startOverride w:val="1"/>
-    </w:lvlOverride>
-    <w:lvlOverride w:ilvl="8">
-      <w:startOverride w:val="1"/>
-    </w:lvlOverride>
+  <w:num w:numId="19" w16cid:durableId="1664888549">
+    <w:abstractNumId w:val="9"/>
   </w:num>
-  <w:num w:numId="7" w16cid:durableId="1558323753">
-    <w:abstractNumId w:val="0"/>
+  <w:num w:numId="20" w16cid:durableId="640380286">
+    <w:abstractNumId w:val="17"/>
   </w:num>
-  <w:num w:numId="8" w16cid:durableId="2128085823">
-    <w:abstractNumId w:val="2"/>
+  <w:num w:numId="21" w16cid:durableId="1219778944">
+    <w:abstractNumId w:val="6"/>
   </w:num>
 </w:numbering>
 </file>
@@ -7596,7 +12265,7 @@
   <w:style w:type="paragraph" w:default="1" w:styleId="a">
     <w:name w:val="Normal"/>
     <w:qFormat/>
-    <w:rsid w:val="00534537"/>
+    <w:rsid w:val="002D0B11"/>
     <w:pPr>
       <w:spacing w:after="0" w:line="240" w:lineRule="auto"/>
     </w:pPr>
@@ -7630,6 +12299,29 @@
       <w:szCs w:val="28"/>
     </w:rPr>
   </w:style>
+  <w:style w:type="paragraph" w:styleId="4">
+    <w:name w:val="heading 4"/>
+    <w:basedOn w:val="a"/>
+    <w:next w:val="a"/>
+    <w:link w:val="40"/>
+    <w:uiPriority w:val="9"/>
+    <w:semiHidden/>
+    <w:unhideWhenUsed/>
+    <w:qFormat/>
+    <w:rsid w:val="00606F69"/>
+    <w:pPr>
+      <w:keepNext/>
+      <w:keepLines/>
+      <w:spacing w:before="40"/>
+      <w:outlineLvl w:val="3"/>
+    </w:pPr>
+    <w:rPr>
+      <w:rFonts w:asciiTheme="majorHAnsi" w:eastAsiaTheme="majorEastAsia" w:hAnsiTheme="majorHAnsi" w:cstheme="majorBidi"/>
+      <w:i/>
+      <w:iCs/>
+      <w:color w:val="365F91" w:themeColor="accent1" w:themeShade="BF"/>
+    </w:rPr>
+  </w:style>
   <w:style w:type="paragraph" w:styleId="5">
     <w:name w:val="heading 5"/>
     <w:basedOn w:val="a"/>
@@ -7651,7 +12343,6 @@
   <w:style w:type="character" w:default="1" w:styleId="a0">
     <w:name w:val="Default Paragraph Font"/>
     <w:uiPriority w:val="1"/>
-    <w:semiHidden/>
     <w:unhideWhenUsed/>
   </w:style>
   <w:style w:type="table" w:default="1" w:styleId="a1">
@@ -7825,6 +12516,42 @@
     <w:rPr>
       <w:color w:val="808080"/>
     </w:rPr>
+  </w:style>
+  <w:style w:type="character" w:customStyle="1" w:styleId="40">
+    <w:name w:val="Заголовок 4 Знак"/>
+    <w:basedOn w:val="a0"/>
+    <w:link w:val="4"/>
+    <w:uiPriority w:val="9"/>
+    <w:semiHidden/>
+    <w:rsid w:val="00606F69"/>
+    <w:rPr>
+      <w:rFonts w:asciiTheme="majorHAnsi" w:eastAsiaTheme="majorEastAsia" w:hAnsiTheme="majorHAnsi" w:cstheme="majorBidi"/>
+      <w:i/>
+      <w:iCs/>
+      <w:color w:val="365F91" w:themeColor="accent1" w:themeShade="BF"/>
+      <w:sz w:val="24"/>
+      <w:szCs w:val="24"/>
+      <w:lang w:eastAsia="ru-RU"/>
+    </w:rPr>
+  </w:style>
+  <w:style w:type="table" w:styleId="ac">
+    <w:name w:val="Grid Table Light"/>
+    <w:basedOn w:val="a1"/>
+    <w:uiPriority w:val="40"/>
+    <w:rsid w:val="00606F69"/>
+    <w:pPr>
+      <w:spacing w:after="0" w:line="240" w:lineRule="auto"/>
+    </w:pPr>
+    <w:tblPr>
+      <w:tblBorders>
+        <w:top w:val="single" w:sz="4" w:space="0" w:color="BFBFBF" w:themeColor="background1" w:themeShade="BF"/>
+        <w:left w:val="single" w:sz="4" w:space="0" w:color="BFBFBF" w:themeColor="background1" w:themeShade="BF"/>
+        <w:bottom w:val="single" w:sz="4" w:space="0" w:color="BFBFBF" w:themeColor="background1" w:themeShade="BF"/>
+        <w:right w:val="single" w:sz="4" w:space="0" w:color="BFBFBF" w:themeColor="background1" w:themeShade="BF"/>
+        <w:insideH w:val="single" w:sz="4" w:space="0" w:color="BFBFBF" w:themeColor="background1" w:themeShade="BF"/>
+        <w:insideV w:val="single" w:sz="4" w:space="0" w:color="BFBFBF" w:themeColor="background1" w:themeShade="BF"/>
+      </w:tblBorders>
+    </w:tblPr>
   </w:style>
 </w:styles>
 </file>
